--- a/submission/보고서.docx
+++ b/submission/보고서.docx
@@ -42,6 +42,16 @@
           <w:i/>
         </w:rPr>
         <w:t>각 [캡쳐 N] 박스에 직접 이미지를 붙여넣고, 그 아래 "캡쳐 방법"대로 진행한다.</w:t>
+      </w:r>
+    </w:p>
+    <w:p>
+      <w:r>
+        <w:rPr>
+          <w:rFonts w:ascii="Malgun Gothic" w:hAnsi="Malgun Gothic" w:eastAsia="Malgun Gothic"/>
+          <w:b w:val="0"/>
+          <w:i/>
+        </w:rPr>
+        <w:t>RTL 시뮬 콘솔/파형 캡쳐 절차는 RVX 사용법(documents 디지털회로및시스템설계 Ch12)에 그림과 함께 정리되어 있다. 요약: 콘솔 결과 = make &lt;app&gt;, 파형 = make &lt;app&gt;.debug_view (QuestaSim) → i_platform 에서 i_test1 우클릭 → Add Wave → 신호 우클릭 → Radix → float32 → Zoom Full(f).</w:t>
       </w:r>
     </w:p>
     <w:p>
@@ -503,7 +513,7 @@
           <w:rFonts w:ascii="Malgun Gothic" w:hAnsi="Malgun Gothic" w:eastAsia="Malgun Gothic"/>
           <w:b/>
         </w:rPr>
-        <w:t>[캡쳐 ①-2] (선택) 파형 캡쳐</w:t>
+        <w:t>[캡쳐 ①-2] (선택) fpu_top 파형 캡쳐</w:t>
       </w:r>
     </w:p>
     <w:tbl>
@@ -558,7 +568,31 @@
           <w:rFonts w:ascii="Malgun Gothic" w:hAnsi="Malgun Gothic" w:eastAsia="Malgun Gothic"/>
           <w:sz w:val="20"/>
         </w:rPr>
-        <w:t>QuestaSim/GTKWave에서 var_x, var_y, var_z, done 추가 후 radix를 float32로 변경하여 파형 캡쳐 (선택).</w:t>
+        <w:t>Step 1은 SoC와 무관한 standalone 검증이므로 로컬 시뮬 파형을 사용.</w:t>
+      </w:r>
+    </w:p>
+    <w:p>
+      <w:pPr>
+        <w:pStyle w:val="ListBullet"/>
+      </w:pPr>
+      <w:r>
+        <w:rPr>
+          <w:rFonts w:ascii="Malgun Gothic" w:hAnsi="Malgun Gothic" w:eastAsia="Malgun Gothic"/>
+          <w:sz w:val="20"/>
+        </w:rPr>
+        <w:t>QuestaSim(또는 iverilog $dumpvars로 만든 VCD를 GTKWave)에서 var_x, var_y, var_z, done 추가 후 radix를 float32로 변경하여 캡쳐.</w:t>
+      </w:r>
+    </w:p>
+    <w:p>
+      <w:pPr>
+        <w:pStyle w:val="ListBullet"/>
+      </w:pPr>
+      <w:r>
+        <w:rPr>
+          <w:rFonts w:ascii="Malgun Gothic" w:hAnsi="Malgun Gothic" w:eastAsia="Malgun Gothic"/>
+          <w:sz w:val="20"/>
+        </w:rPr>
+        <w:t>(RVX debug_view는 SoC 통합 단계인 Step 2/3에서 사용)</w:t>
       </w:r>
     </w:p>
     <w:p/>
@@ -814,6 +848,119 @@
           <w:sz w:val="20"/>
         </w:rPr>
         <w:t>→ 출력 끝의 [SIM@RTL] 블록(x : 14.53 ... fdiv : 0.17)을 캡쳐.</w:t>
+      </w:r>
+    </w:p>
+    <w:p/>
+    <w:p>
+      <w:r>
+        <w:rPr>
+          <w:rFonts w:ascii="Malgun Gothic" w:hAnsi="Malgun Gothic" w:eastAsia="Malgun Gothic"/>
+          <w:b/>
+        </w:rPr>
+        <w:t>[캡쳐 ②-2] fpu_test 파형 (QuestaSim, RVX debug_view)</w:t>
+      </w:r>
+    </w:p>
+    <w:tbl>
+      <w:tblPr>
+        <w:tblStyle w:val="TableGrid"/>
+        <w:tblW w:type="auto" w:w="0"/>
+        <w:tblLook w:firstColumn="1" w:firstRow="1" w:lastColumn="0" w:lastRow="0" w:noHBand="0" w:noVBand="1" w:val="04A0"/>
+      </w:tblPr>
+      <w:tblGrid>
+        <w:gridCol w:w="8640"/>
+      </w:tblGrid>
+      <w:tr>
+        <w:trPr>
+          <w:trHeight w:val="2835" w:hRule="atLeast"/>
+        </w:trPr>
+        <w:tc>
+          <w:tcPr>
+            <w:tcW w:type="dxa" w:w="8640"/>
+          </w:tcPr>
+          <w:p>
+            <w:pPr>
+              <w:jc w:val="center"/>
+            </w:pPr>
+            <w:r>
+              <w:rPr>
+                <w:rFonts w:ascii="Malgun Gothic" w:hAnsi="Malgun Gothic" w:eastAsia="Malgun Gothic"/>
+                <w:i/>
+                <w:color w:val="888888"/>
+                <w:sz w:val="18"/>
+              </w:rPr>
+              <w:t>(여기에 이미지/사진 삽입)</w:t>
+            </w:r>
+          </w:p>
+        </w:tc>
+      </w:tr>
+    </w:tbl>
+    <w:p>
+      <w:r>
+        <w:rPr>
+          <w:rFonts w:ascii="Malgun Gothic" w:hAnsi="Malgun Gothic" w:eastAsia="Malgun Gothic"/>
+          <w:b/>
+        </w:rPr>
+        <w:t>캡쳐 방법</w:t>
+      </w:r>
+    </w:p>
+    <w:p>
+      <w:pPr>
+        <w:pStyle w:val="ListBullet"/>
+      </w:pPr>
+      <w:r>
+        <w:rPr>
+          <w:rFonts w:ascii="Malgun Gothic" w:hAnsi="Malgun Gothic" w:eastAsia="Malgun Gothic"/>
+          <w:sz w:val="20"/>
+        </w:rPr>
+        <w:t>RVX 사용법(Ch12)에 나온 절차. cmd에서: cd C:\rvx_lec_hw\platform\kmeans_fpu\sim_rtl</w:t>
+      </w:r>
+    </w:p>
+    <w:p>
+      <w:pPr>
+        <w:pStyle w:val="ListBullet"/>
+      </w:pPr>
+      <w:r>
+        <w:rPr>
+          <w:rFonts w:ascii="Malgun Gothic" w:hAnsi="Malgun Gothic" w:eastAsia="Malgun Gothic"/>
+          <w:sz w:val="20"/>
+        </w:rPr>
+        <w:t>make fpu_test.debug_view  (QuestaSim GUI가 뜸, 수 분 소요)</w:t>
+      </w:r>
+    </w:p>
+    <w:p>
+      <w:pPr>
+        <w:pStyle w:val="ListBullet"/>
+      </w:pPr>
+      <w:r>
+        <w:rPr>
+          <w:rFonts w:ascii="Malgun Gothic" w:hAnsi="Malgun Gothic" w:eastAsia="Malgun Gothic"/>
+          <w:sz w:val="20"/>
+        </w:rPr>
+        <w:t>i_platform + 펼치기 → i_test1 우클릭 → Add Wave → var_x/var_y/var_z(또는 rprdata) 선택</w:t>
+      </w:r>
+    </w:p>
+    <w:p>
+      <w:pPr>
+        <w:pStyle w:val="ListBullet"/>
+      </w:pPr>
+      <w:r>
+        <w:rPr>
+          <w:rFonts w:ascii="Malgun Gothic" w:hAnsi="Malgun Gothic" w:eastAsia="Malgun Gothic"/>
+          <w:sz w:val="20"/>
+        </w:rPr>
+        <w:t>선택 신호 우클릭 → Radix → float32 → Zoom Full(f) 후 파형 캡쳐 (값 14.53/87.91/102.44…이면 정상)</w:t>
+      </w:r>
+    </w:p>
+    <w:p>
+      <w:pPr>
+        <w:pStyle w:val="ListBullet"/>
+      </w:pPr>
+      <w:r>
+        <w:rPr>
+          <w:rFonts w:ascii="Malgun Gothic" w:hAnsi="Malgun Gothic" w:eastAsia="Malgun Gothic"/>
+          <w:sz w:val="20"/>
+        </w:rPr>
+        <w:t>※ debug_view 중 일시 오류 시 명령을 2~3회 재입력하면 진행됨(Ch12 안내).</w:t>
       </w:r>
     </w:p>
     <w:p/>
@@ -1887,6 +2034,95 @@
     </w:p>
     <w:p/>
     <w:p>
+      <w:r>
+        <w:rPr>
+          <w:rFonts w:ascii="Malgun Gothic" w:hAnsi="Malgun Gothic" w:eastAsia="Malgun Gothic"/>
+          <w:b/>
+        </w:rPr>
+        <w:t>[캡쳐 ⑥-2] (선택) k_means_oled 파형 (QuestaSim, RVX debug_view)</w:t>
+      </w:r>
+    </w:p>
+    <w:tbl>
+      <w:tblPr>
+        <w:tblStyle w:val="TableGrid"/>
+        <w:tblW w:type="auto" w:w="0"/>
+        <w:tblLook w:firstColumn="1" w:firstRow="1" w:lastColumn="0" w:lastRow="0" w:noHBand="0" w:noVBand="1" w:val="04A0"/>
+      </w:tblPr>
+      <w:tblGrid>
+        <w:gridCol w:w="8640"/>
+      </w:tblGrid>
+      <w:tr>
+        <w:trPr>
+          <w:trHeight w:val="2268" w:hRule="atLeast"/>
+        </w:trPr>
+        <w:tc>
+          <w:tcPr>
+            <w:tcW w:type="dxa" w:w="8640"/>
+          </w:tcPr>
+          <w:p>
+            <w:pPr>
+              <w:jc w:val="center"/>
+            </w:pPr>
+            <w:r>
+              <w:rPr>
+                <w:rFonts w:ascii="Malgun Gothic" w:hAnsi="Malgun Gothic" w:eastAsia="Malgun Gothic"/>
+                <w:i/>
+                <w:color w:val="888888"/>
+                <w:sz w:val="18"/>
+              </w:rPr>
+              <w:t>(여기에 이미지/사진 삽입)</w:t>
+            </w:r>
+          </w:p>
+        </w:tc>
+      </w:tr>
+    </w:tbl>
+    <w:p>
+      <w:r>
+        <w:rPr>
+          <w:rFonts w:ascii="Malgun Gothic" w:hAnsi="Malgun Gothic" w:eastAsia="Malgun Gothic"/>
+          <w:b/>
+        </w:rPr>
+        <w:t>캡쳐 방법</w:t>
+      </w:r>
+    </w:p>
+    <w:p>
+      <w:pPr>
+        <w:pStyle w:val="ListBullet"/>
+      </w:pPr>
+      <w:r>
+        <w:rPr>
+          <w:rFonts w:ascii="Malgun Gothic" w:hAnsi="Malgun Gothic" w:eastAsia="Malgun Gothic"/>
+          <w:sz w:val="20"/>
+        </w:rPr>
+        <w:t>[캡쳐 ②-2]와 동일 절차로 make k_means_oled.debug_view 실행 후</w:t>
+      </w:r>
+    </w:p>
+    <w:p>
+      <w:pPr>
+        <w:pStyle w:val="ListBullet"/>
+      </w:pPr>
+      <w:r>
+        <w:rPr>
+          <w:rFonts w:ascii="Malgun Gothic" w:hAnsi="Malgun Gothic" w:eastAsia="Malgun Gothic"/>
+          <w:sz w:val="20"/>
+        </w:rPr>
+        <w:t>i_test1의 var_x/var_y/var_z를 Add Wave → Radix float32 → Zoom Full(f)로 캡쳐.</w:t>
+      </w:r>
+    </w:p>
+    <w:p>
+      <w:pPr>
+        <w:pStyle w:val="ListBullet"/>
+      </w:pPr>
+      <w:r>
+        <w:rPr>
+          <w:rFonts w:ascii="Malgun Gothic" w:hAnsi="Malgun Gothic" w:eastAsia="Malgun Gothic"/>
+          <w:sz w:val="20"/>
+        </w:rPr>
+        <w:t>(거리계산/평균에서 FPU 연산이 연속 호출되는 모습 확인 — 없어도 무방)</w:t>
+      </w:r>
+    </w:p>
+    <w:p/>
+    <w:p>
       <w:pPr>
         <w:pStyle w:val="Heading2"/>
       </w:pPr>

--- a/submission/보고서.docx
+++ b/submission/보고서.docx
@@ -158,6 +158,2751 @@
           <w:sz w:val="20"/>
         </w:rPr>
         <w:t>연산 완료 시 done을 1-cycle 펄스로 출력하여 상위(IP_TOP)가 결과 시점을 인지</w:t>
+      </w:r>
+    </w:p>
+    <w:p>
+      <w:pPr>
+        <w:pStyle w:val="Heading3"/>
+      </w:pPr>
+      <w:r>
+        <w:rPr>
+          <w:rFonts w:ascii="Malgun Gothic" w:hAnsi="Malgun Gothic" w:eastAsia="Malgun Gothic"/>
+          <w:color w:val="000000"/>
+        </w:rPr>
+        <w:t>1.2.1 fpu_top.v 전체 코드</w:t>
+      </w:r>
+    </w:p>
+    <w:p>
+      <w:pPr>
+        <w:spacing w:after="80"/>
+        <w:ind w:left="227"/>
+      </w:pPr>
+      <w:r>
+        <w:rPr>
+          <w:rFonts w:ascii="Consolas" w:hAnsi="Consolas" w:eastAsia="Consolas"/>
+          <w:sz w:val="18"/>
+        </w:rPr>
+        <w:t>// =====================================================================</w:t>
+      </w:r>
+      <w:r>
+        <w:br/>
+      </w:r>
+      <w:r>
+        <w:rPr>
+          <w:rFonts w:ascii="Consolas" w:hAnsi="Consolas" w:eastAsia="Consolas"/>
+          <w:sz w:val="18"/>
+        </w:rPr>
+        <w:t>// fpu_top.v  -  IEEE-754 single precision arithmetic top (add/sub/mul/div)</w:t>
+      </w:r>
+      <w:r>
+        <w:br/>
+      </w:r>
+      <w:r>
+        <w:rPr>
+          <w:rFonts w:ascii="Consolas" w:hAnsi="Consolas" w:eastAsia="Consolas"/>
+          <w:sz w:val="18"/>
+        </w:rPr>
+        <w:t>// K-means FPU IP project, Step 1</w:t>
+      </w:r>
+      <w:r>
+        <w:br/>
+      </w:r>
+      <w:r>
+        <w:rPr>
+          <w:rFonts w:ascii="Consolas" w:hAnsi="Consolas" w:eastAsia="Consolas"/>
+          <w:sz w:val="18"/>
+        </w:rPr>
+        <w:t>//</w:t>
+      </w:r>
+      <w:r>
+        <w:br/>
+      </w:r>
+      <w:r>
+        <w:rPr>
+          <w:rFonts w:ascii="Consolas" w:hAnsi="Consolas" w:eastAsia="Consolas"/>
+          <w:sz w:val="18"/>
+        </w:rPr>
+        <w:t>//  - Instantiates ONE each of fpu_adder / fpu_multiplier / fpu_divider</w:t>
+      </w:r>
+      <w:r>
+        <w:br/>
+      </w:r>
+      <w:r>
+        <w:rPr>
+          <w:rFonts w:ascii="Consolas" w:hAnsi="Consolas" w:eastAsia="Consolas"/>
+          <w:sz w:val="18"/>
+        </w:rPr>
+        <w:t>//    (no duplicate instances).</w:t>
+      </w:r>
+      <w:r>
+        <w:br/>
+      </w:r>
+      <w:r>
+        <w:rPr>
+          <w:rFonts w:ascii="Consolas" w:hAnsi="Consolas" w:eastAsia="Consolas"/>
+          <w:sz w:val="18"/>
+        </w:rPr>
+        <w:t>//  - Subtraction (fsub) is implemented here by feeding the adder with the</w:t>
+      </w:r>
+      <w:r>
+        <w:br/>
+      </w:r>
+      <w:r>
+        <w:rPr>
+          <w:rFonts w:ascii="Consolas" w:hAnsi="Consolas" w:eastAsia="Consolas"/>
+          <w:sz w:val="18"/>
+        </w:rPr>
+        <w:t>//    sign-inverted operand b  (x - y == x + (-y)); the testbench never</w:t>
+      </w:r>
+      <w:r>
+        <w:br/>
+      </w:r>
+      <w:r>
+        <w:rPr>
+          <w:rFonts w:ascii="Consolas" w:hAnsi="Consolas" w:eastAsia="Consolas"/>
+          <w:sz w:val="18"/>
+        </w:rPr>
+        <w:t>//    supplies a negative number for subtraction.</w:t>
+      </w:r>
+      <w:r>
+        <w:br/>
+      </w:r>
+      <w:r>
+        <w:rPr>
+          <w:rFonts w:ascii="Consolas" w:hAnsi="Consolas" w:eastAsia="Consolas"/>
+          <w:sz w:val="18"/>
+        </w:rPr>
+        <w:t>//  - A small FSM drives the stb/ack handshake of the selected module and</w:t>
+      </w:r>
+      <w:r>
+        <w:br/>
+      </w:r>
+      <w:r>
+        <w:rPr>
+          <w:rFonts w:ascii="Consolas" w:hAnsi="Consolas" w:eastAsia="Consolas"/>
+          <w:sz w:val="18"/>
+        </w:rPr>
+        <w:t>//    latches the result into var_z.</w:t>
+      </w:r>
+      <w:r>
+        <w:br/>
+      </w:r>
+      <w:r>
+        <w:rPr>
+          <w:rFonts w:ascii="Consolas" w:hAnsi="Consolas" w:eastAsia="Consolas"/>
+          <w:sz w:val="18"/>
+        </w:rPr>
+        <w:t>//</w:t>
+      </w:r>
+      <w:r>
+        <w:br/>
+      </w:r>
+      <w:r>
+        <w:rPr>
+          <w:rFonts w:ascii="Consolas" w:hAnsi="Consolas" w:eastAsia="Consolas"/>
+          <w:sz w:val="18"/>
+        </w:rPr>
+        <w:t>//  Ports : 8 inputs / 1 output (per project spec)</w:t>
+      </w:r>
+      <w:r>
+        <w:br/>
+      </w:r>
+      <w:r>
+        <w:rPr>
+          <w:rFonts w:ascii="Consolas" w:hAnsi="Consolas" w:eastAsia="Consolas"/>
+          <w:sz w:val="18"/>
+        </w:rPr>
+        <w:t>// =====================================================================</w:t>
+      </w:r>
+      <w:r>
+        <w:br/>
+      </w:r>
+      <w:r>
+        <w:rPr>
+          <w:rFonts w:ascii="Consolas" w:hAnsi="Consolas" w:eastAsia="Consolas"/>
+          <w:sz w:val="18"/>
+        </w:rPr>
+        <w:t>module fpu_top</w:t>
+      </w:r>
+      <w:r>
+        <w:br/>
+      </w:r>
+      <w:r>
+        <w:rPr>
+          <w:rFonts w:ascii="Consolas" w:hAnsi="Consolas" w:eastAsia="Consolas"/>
+          <w:sz w:val="18"/>
+        </w:rPr>
+        <w:t>(</w:t>
+      </w:r>
+      <w:r>
+        <w:br/>
+      </w:r>
+      <w:r>
+        <w:rPr>
+          <w:rFonts w:ascii="Consolas" w:hAnsi="Consolas" w:eastAsia="Consolas"/>
+          <w:sz w:val="18"/>
+        </w:rPr>
+        <w:t xml:space="preserve">    input  wire        clk,</w:t>
+      </w:r>
+      <w:r>
+        <w:br/>
+      </w:r>
+      <w:r>
+        <w:rPr>
+          <w:rFonts w:ascii="Consolas" w:hAnsi="Consolas" w:eastAsia="Consolas"/>
+          <w:sz w:val="18"/>
+        </w:rPr>
+        <w:t xml:space="preserve">    input  wire        rstnn,</w:t>
+      </w:r>
+      <w:r>
+        <w:br/>
+      </w:r>
+      <w:r>
+        <w:rPr>
+          <w:rFonts w:ascii="Consolas" w:hAnsi="Consolas" w:eastAsia="Consolas"/>
+          <w:sz w:val="18"/>
+        </w:rPr>
+      </w:r>
+      <w:r>
+        <w:br/>
+      </w:r>
+      <w:r>
+        <w:rPr>
+          <w:rFonts w:ascii="Consolas" w:hAnsi="Consolas" w:eastAsia="Consolas"/>
+          <w:sz w:val="18"/>
+        </w:rPr>
+        <w:t xml:space="preserve">    input  wire [31:0] var_x,</w:t>
+      </w:r>
+      <w:r>
+        <w:br/>
+      </w:r>
+      <w:r>
+        <w:rPr>
+          <w:rFonts w:ascii="Consolas" w:hAnsi="Consolas" w:eastAsia="Consolas"/>
+          <w:sz w:val="18"/>
+        </w:rPr>
+        <w:t xml:space="preserve">    input  wire [31:0] var_y,</w:t>
+      </w:r>
+      <w:r>
+        <w:br/>
+      </w:r>
+      <w:r>
+        <w:rPr>
+          <w:rFonts w:ascii="Consolas" w:hAnsi="Consolas" w:eastAsia="Consolas"/>
+          <w:sz w:val="18"/>
+        </w:rPr>
+      </w:r>
+      <w:r>
+        <w:br/>
+      </w:r>
+      <w:r>
+        <w:rPr>
+          <w:rFonts w:ascii="Consolas" w:hAnsi="Consolas" w:eastAsia="Consolas"/>
+          <w:sz w:val="18"/>
+        </w:rPr>
+        <w:t xml:space="preserve">    input  wire        request_fadd,</w:t>
+      </w:r>
+      <w:r>
+        <w:br/>
+      </w:r>
+      <w:r>
+        <w:rPr>
+          <w:rFonts w:ascii="Consolas" w:hAnsi="Consolas" w:eastAsia="Consolas"/>
+          <w:sz w:val="18"/>
+        </w:rPr>
+        <w:t xml:space="preserve">    input  wire        request_fsub,</w:t>
+      </w:r>
+      <w:r>
+        <w:br/>
+      </w:r>
+      <w:r>
+        <w:rPr>
+          <w:rFonts w:ascii="Consolas" w:hAnsi="Consolas" w:eastAsia="Consolas"/>
+          <w:sz w:val="18"/>
+        </w:rPr>
+        <w:t xml:space="preserve">    input  wire        request_fmult,</w:t>
+      </w:r>
+      <w:r>
+        <w:br/>
+      </w:r>
+      <w:r>
+        <w:rPr>
+          <w:rFonts w:ascii="Consolas" w:hAnsi="Consolas" w:eastAsia="Consolas"/>
+          <w:sz w:val="18"/>
+        </w:rPr>
+        <w:t xml:space="preserve">    input  wire        request_fdiv,</w:t>
+      </w:r>
+      <w:r>
+        <w:br/>
+      </w:r>
+      <w:r>
+        <w:rPr>
+          <w:rFonts w:ascii="Consolas" w:hAnsi="Consolas" w:eastAsia="Consolas"/>
+          <w:sz w:val="18"/>
+        </w:rPr>
+      </w:r>
+      <w:r>
+        <w:br/>
+      </w:r>
+      <w:r>
+        <w:rPr>
+          <w:rFonts w:ascii="Consolas" w:hAnsi="Consolas" w:eastAsia="Consolas"/>
+          <w:sz w:val="18"/>
+        </w:rPr>
+        <w:t xml:space="preserve">    output reg  [31:0] var_z,</w:t>
+      </w:r>
+      <w:r>
+        <w:br/>
+      </w:r>
+      <w:r>
+        <w:rPr>
+          <w:rFonts w:ascii="Consolas" w:hAnsi="Consolas" w:eastAsia="Consolas"/>
+          <w:sz w:val="18"/>
+        </w:rPr>
+        <w:t xml:space="preserve">    output reg         done       // 1-cycle pulse when var_z holds a new result</w:t>
+      </w:r>
+      <w:r>
+        <w:br/>
+      </w:r>
+      <w:r>
+        <w:rPr>
+          <w:rFonts w:ascii="Consolas" w:hAnsi="Consolas" w:eastAsia="Consolas"/>
+          <w:sz w:val="18"/>
+        </w:rPr>
+        <w:t>);</w:t>
+      </w:r>
+      <w:r>
+        <w:br/>
+      </w:r>
+      <w:r>
+        <w:rPr>
+          <w:rFonts w:ascii="Consolas" w:hAnsi="Consolas" w:eastAsia="Consolas"/>
+          <w:sz w:val="18"/>
+        </w:rPr>
+      </w:r>
+      <w:r>
+        <w:br/>
+      </w:r>
+      <w:r>
+        <w:rPr>
+          <w:rFonts w:ascii="Consolas" w:hAnsi="Consolas" w:eastAsia="Consolas"/>
+          <w:sz w:val="18"/>
+        </w:rPr>
+        <w:t xml:space="preserve">    // ------------------------------------------------------------------</w:t>
+      </w:r>
+      <w:r>
+        <w:br/>
+      </w:r>
+      <w:r>
+        <w:rPr>
+          <w:rFonts w:ascii="Consolas" w:hAnsi="Consolas" w:eastAsia="Consolas"/>
+          <w:sz w:val="18"/>
+        </w:rPr>
+        <w:t xml:space="preserve">    // local parameters</w:t>
+      </w:r>
+      <w:r>
+        <w:br/>
+      </w:r>
+      <w:r>
+        <w:rPr>
+          <w:rFonts w:ascii="Consolas" w:hAnsi="Consolas" w:eastAsia="Consolas"/>
+          <w:sz w:val="18"/>
+        </w:rPr>
+        <w:t xml:space="preserve">    // ------------------------------------------------------------------</w:t>
+      </w:r>
+      <w:r>
+        <w:br/>
+      </w:r>
+      <w:r>
+        <w:rPr>
+          <w:rFonts w:ascii="Consolas" w:hAnsi="Consolas" w:eastAsia="Consolas"/>
+          <w:sz w:val="18"/>
+        </w:rPr>
+        <w:t xml:space="preserve">    localparam OP_ADD = 2'd0,   // adder is shared by fadd and fsub</w:t>
+      </w:r>
+      <w:r>
+        <w:br/>
+      </w:r>
+      <w:r>
+        <w:rPr>
+          <w:rFonts w:ascii="Consolas" w:hAnsi="Consolas" w:eastAsia="Consolas"/>
+          <w:sz w:val="18"/>
+        </w:rPr>
+        <w:t xml:space="preserve">               OP_MUL = 2'd1,</w:t>
+      </w:r>
+      <w:r>
+        <w:br/>
+      </w:r>
+      <w:r>
+        <w:rPr>
+          <w:rFonts w:ascii="Consolas" w:hAnsi="Consolas" w:eastAsia="Consolas"/>
+          <w:sz w:val="18"/>
+        </w:rPr>
+        <w:t xml:space="preserve">               OP_DIV = 2'd2;</w:t>
+      </w:r>
+      <w:r>
+        <w:br/>
+      </w:r>
+      <w:r>
+        <w:rPr>
+          <w:rFonts w:ascii="Consolas" w:hAnsi="Consolas" w:eastAsia="Consolas"/>
+          <w:sz w:val="18"/>
+        </w:rPr>
+      </w:r>
+      <w:r>
+        <w:br/>
+      </w:r>
+      <w:r>
+        <w:rPr>
+          <w:rFonts w:ascii="Consolas" w:hAnsi="Consolas" w:eastAsia="Consolas"/>
+          <w:sz w:val="18"/>
+        </w:rPr>
+        <w:t xml:space="preserve">    localparam S_IDLE = 1'b0,</w:t>
+      </w:r>
+      <w:r>
+        <w:br/>
+      </w:r>
+      <w:r>
+        <w:rPr>
+          <w:rFonts w:ascii="Consolas" w:hAnsi="Consolas" w:eastAsia="Consolas"/>
+          <w:sz w:val="18"/>
+        </w:rPr>
+        <w:t xml:space="preserve">               S_RUN  = 1'b1;</w:t>
+      </w:r>
+      <w:r>
+        <w:br/>
+      </w:r>
+      <w:r>
+        <w:rPr>
+          <w:rFonts w:ascii="Consolas" w:hAnsi="Consolas" w:eastAsia="Consolas"/>
+          <w:sz w:val="18"/>
+        </w:rPr>
+      </w:r>
+      <w:r>
+        <w:br/>
+      </w:r>
+      <w:r>
+        <w:rPr>
+          <w:rFonts w:ascii="Consolas" w:hAnsi="Consolas" w:eastAsia="Consolas"/>
+          <w:sz w:val="18"/>
+        </w:rPr>
+        <w:t xml:space="preserve">    // ------------------------------------------------------------------</w:t>
+      </w:r>
+      <w:r>
+        <w:br/>
+      </w:r>
+      <w:r>
+        <w:rPr>
+          <w:rFonts w:ascii="Consolas" w:hAnsi="Consolas" w:eastAsia="Consolas"/>
+          <w:sz w:val="18"/>
+        </w:rPr>
+        <w:t xml:space="preserve">    // state / datapath registers</w:t>
+      </w:r>
+      <w:r>
+        <w:br/>
+      </w:r>
+      <w:r>
+        <w:rPr>
+          <w:rFonts w:ascii="Consolas" w:hAnsi="Consolas" w:eastAsia="Consolas"/>
+          <w:sz w:val="18"/>
+        </w:rPr>
+        <w:t xml:space="preserve">    // ------------------------------------------------------------------</w:t>
+      </w:r>
+      <w:r>
+        <w:br/>
+      </w:r>
+      <w:r>
+        <w:rPr>
+          <w:rFonts w:ascii="Consolas" w:hAnsi="Consolas" w:eastAsia="Consolas"/>
+          <w:sz w:val="18"/>
+        </w:rPr>
+        <w:t xml:space="preserve">    reg        state;</w:t>
+      </w:r>
+      <w:r>
+        <w:br/>
+      </w:r>
+      <w:r>
+        <w:rPr>
+          <w:rFonts w:ascii="Consolas" w:hAnsi="Consolas" w:eastAsia="Consolas"/>
+          <w:sz w:val="18"/>
+        </w:rPr>
+        <w:t xml:space="preserve">    reg [1:0]  op_sel;</w:t>
+      </w:r>
+      <w:r>
+        <w:br/>
+      </w:r>
+      <w:r>
+        <w:rPr>
+          <w:rFonts w:ascii="Consolas" w:hAnsi="Consolas" w:eastAsia="Consolas"/>
+          <w:sz w:val="18"/>
+        </w:rPr>
+        <w:t xml:space="preserve">    reg [31:0] oper_a, oper_b;   // latched operands fed to all modules</w:t>
+      </w:r>
+      <w:r>
+        <w:br/>
+      </w:r>
+      <w:r>
+        <w:rPr>
+          <w:rFonts w:ascii="Consolas" w:hAnsi="Consolas" w:eastAsia="Consolas"/>
+          <w:sz w:val="18"/>
+        </w:rPr>
+        <w:t xml:space="preserve">    reg        a_done, b_done;   // input handshake completion flags</w:t>
+      </w:r>
+      <w:r>
+        <w:br/>
+      </w:r>
+      <w:r>
+        <w:rPr>
+          <w:rFonts w:ascii="Consolas" w:hAnsi="Consolas" w:eastAsia="Consolas"/>
+          <w:sz w:val="18"/>
+        </w:rPr>
+      </w:r>
+      <w:r>
+        <w:br/>
+      </w:r>
+      <w:r>
+        <w:rPr>
+          <w:rFonts w:ascii="Consolas" w:hAnsi="Consolas" w:eastAsia="Consolas"/>
+          <w:sz w:val="18"/>
+        </w:rPr>
+        <w:t xml:space="preserve">    // ------------------------------------------------------------------</w:t>
+      </w:r>
+      <w:r>
+        <w:br/>
+      </w:r>
+      <w:r>
+        <w:rPr>
+          <w:rFonts w:ascii="Consolas" w:hAnsi="Consolas" w:eastAsia="Consolas"/>
+          <w:sz w:val="18"/>
+        </w:rPr>
+        <w:t xml:space="preserve">    // module I/O nets</w:t>
+      </w:r>
+      <w:r>
+        <w:br/>
+      </w:r>
+      <w:r>
+        <w:rPr>
+          <w:rFonts w:ascii="Consolas" w:hAnsi="Consolas" w:eastAsia="Consolas"/>
+          <w:sz w:val="18"/>
+        </w:rPr>
+        <w:t xml:space="preserve">    // ------------------------------------------------------------------</w:t>
+      </w:r>
+      <w:r>
+        <w:br/>
+      </w:r>
+      <w:r>
+        <w:rPr>
+          <w:rFonts w:ascii="Consolas" w:hAnsi="Consolas" w:eastAsia="Consolas"/>
+          <w:sz w:val="18"/>
+        </w:rPr>
+        <w:t xml:space="preserve">    wire [31:0] in_a = oper_a;</w:t>
+      </w:r>
+      <w:r>
+        <w:br/>
+      </w:r>
+      <w:r>
+        <w:rPr>
+          <w:rFonts w:ascii="Consolas" w:hAnsi="Consolas" w:eastAsia="Consolas"/>
+          <w:sz w:val="18"/>
+        </w:rPr>
+        <w:t xml:space="preserve">    wire [31:0] in_b = oper_b;</w:t>
+      </w:r>
+      <w:r>
+        <w:br/>
+      </w:r>
+      <w:r>
+        <w:rPr>
+          <w:rFonts w:ascii="Consolas" w:hAnsi="Consolas" w:eastAsia="Consolas"/>
+          <w:sz w:val="18"/>
+        </w:rPr>
+      </w:r>
+      <w:r>
+        <w:br/>
+      </w:r>
+      <w:r>
+        <w:rPr>
+          <w:rFonts w:ascii="Consolas" w:hAnsi="Consolas" w:eastAsia="Consolas"/>
+          <w:sz w:val="18"/>
+        </w:rPr>
+        <w:t xml:space="preserve">    // strobe / ack to each module (only the selected one is driven active)</w:t>
+      </w:r>
+      <w:r>
+        <w:br/>
+      </w:r>
+      <w:r>
+        <w:rPr>
+          <w:rFonts w:ascii="Consolas" w:hAnsi="Consolas" w:eastAsia="Consolas"/>
+          <w:sz w:val="18"/>
+        </w:rPr>
+        <w:t xml:space="preserve">    reg  add_a_stb, add_b_stb, add_z_ack;</w:t>
+      </w:r>
+      <w:r>
+        <w:br/>
+      </w:r>
+      <w:r>
+        <w:rPr>
+          <w:rFonts w:ascii="Consolas" w:hAnsi="Consolas" w:eastAsia="Consolas"/>
+          <w:sz w:val="18"/>
+        </w:rPr>
+        <w:t xml:space="preserve">    reg  mul_a_stb, mul_b_stb, mul_z_ack;</w:t>
+      </w:r>
+      <w:r>
+        <w:br/>
+      </w:r>
+      <w:r>
+        <w:rPr>
+          <w:rFonts w:ascii="Consolas" w:hAnsi="Consolas" w:eastAsia="Consolas"/>
+          <w:sz w:val="18"/>
+        </w:rPr>
+        <w:t xml:space="preserve">    reg  div_a_stb, div_b_stb, div_z_ack;</w:t>
+      </w:r>
+      <w:r>
+        <w:br/>
+      </w:r>
+      <w:r>
+        <w:rPr>
+          <w:rFonts w:ascii="Consolas" w:hAnsi="Consolas" w:eastAsia="Consolas"/>
+          <w:sz w:val="18"/>
+        </w:rPr>
+      </w:r>
+      <w:r>
+        <w:br/>
+      </w:r>
+      <w:r>
+        <w:rPr>
+          <w:rFonts w:ascii="Consolas" w:hAnsi="Consolas" w:eastAsia="Consolas"/>
+          <w:sz w:val="18"/>
+        </w:rPr>
+        <w:t xml:space="preserve">    wire add_a_ack, add_b_ack, add_z_stb;  wire [31:0] add_z;</w:t>
+      </w:r>
+      <w:r>
+        <w:br/>
+      </w:r>
+      <w:r>
+        <w:rPr>
+          <w:rFonts w:ascii="Consolas" w:hAnsi="Consolas" w:eastAsia="Consolas"/>
+          <w:sz w:val="18"/>
+        </w:rPr>
+        <w:t xml:space="preserve">    wire mul_a_ack, mul_b_ack, mul_z_stb;  wire [31:0] mul_z;</w:t>
+      </w:r>
+      <w:r>
+        <w:br/>
+      </w:r>
+      <w:r>
+        <w:rPr>
+          <w:rFonts w:ascii="Consolas" w:hAnsi="Consolas" w:eastAsia="Consolas"/>
+          <w:sz w:val="18"/>
+        </w:rPr>
+        <w:t xml:space="preserve">    wire div_a_ack, div_b_ack, div_z_stb;  wire [31:0] div_z;</w:t>
+      </w:r>
+      <w:r>
+        <w:br/>
+      </w:r>
+      <w:r>
+        <w:rPr>
+          <w:rFonts w:ascii="Consolas" w:hAnsi="Consolas" w:eastAsia="Consolas"/>
+          <w:sz w:val="18"/>
+        </w:rPr>
+      </w:r>
+      <w:r>
+        <w:br/>
+      </w:r>
+      <w:r>
+        <w:rPr>
+          <w:rFonts w:ascii="Consolas" w:hAnsi="Consolas" w:eastAsia="Consolas"/>
+          <w:sz w:val="18"/>
+        </w:rPr>
+        <w:t xml:space="preserve">    // ------------------------------------------------------------------</w:t>
+      </w:r>
+      <w:r>
+        <w:br/>
+      </w:r>
+      <w:r>
+        <w:rPr>
+          <w:rFonts w:ascii="Consolas" w:hAnsi="Consolas" w:eastAsia="Consolas"/>
+          <w:sz w:val="18"/>
+        </w:rPr>
+        <w:t xml:space="preserve">    // mux : selected module's handshake/result</w:t>
+      </w:r>
+      <w:r>
+        <w:br/>
+      </w:r>
+      <w:r>
+        <w:rPr>
+          <w:rFonts w:ascii="Consolas" w:hAnsi="Consolas" w:eastAsia="Consolas"/>
+          <w:sz w:val="18"/>
+        </w:rPr>
+        <w:t xml:space="preserve">    // ------------------------------------------------------------------</w:t>
+      </w:r>
+      <w:r>
+        <w:br/>
+      </w:r>
+      <w:r>
+        <w:rPr>
+          <w:rFonts w:ascii="Consolas" w:hAnsi="Consolas" w:eastAsia="Consolas"/>
+          <w:sz w:val="18"/>
+        </w:rPr>
+        <w:t xml:space="preserve">    reg        sel_a_ack, sel_b_ack, sel_z_stb;</w:t>
+      </w:r>
+      <w:r>
+        <w:br/>
+      </w:r>
+      <w:r>
+        <w:rPr>
+          <w:rFonts w:ascii="Consolas" w:hAnsi="Consolas" w:eastAsia="Consolas"/>
+          <w:sz w:val="18"/>
+        </w:rPr>
+        <w:t xml:space="preserve">    reg [31:0] sel_z;</w:t>
+      </w:r>
+      <w:r>
+        <w:br/>
+      </w:r>
+      <w:r>
+        <w:rPr>
+          <w:rFonts w:ascii="Consolas" w:hAnsi="Consolas" w:eastAsia="Consolas"/>
+          <w:sz w:val="18"/>
+        </w:rPr>
+        <w:t xml:space="preserve">    always @(*) begin</w:t>
+      </w:r>
+      <w:r>
+        <w:br/>
+      </w:r>
+      <w:r>
+        <w:rPr>
+          <w:rFonts w:ascii="Consolas" w:hAnsi="Consolas" w:eastAsia="Consolas"/>
+          <w:sz w:val="18"/>
+        </w:rPr>
+        <w:t xml:space="preserve">        case (op_sel)</w:t>
+      </w:r>
+      <w:r>
+        <w:br/>
+      </w:r>
+      <w:r>
+        <w:rPr>
+          <w:rFonts w:ascii="Consolas" w:hAnsi="Consolas" w:eastAsia="Consolas"/>
+          <w:sz w:val="18"/>
+        </w:rPr>
+        <w:t xml:space="preserve">            OP_MUL : begin sel_a_ack=mul_a_ack; sel_b_ack=mul_b_ack; sel_z_stb=mul_z_stb; sel_z=mul_z; end</w:t>
+      </w:r>
+      <w:r>
+        <w:br/>
+      </w:r>
+      <w:r>
+        <w:rPr>
+          <w:rFonts w:ascii="Consolas" w:hAnsi="Consolas" w:eastAsia="Consolas"/>
+          <w:sz w:val="18"/>
+        </w:rPr>
+        <w:t xml:space="preserve">            OP_DIV : begin sel_a_ack=div_a_ack; sel_b_ack=div_b_ack; sel_z_stb=div_z_stb; sel_z=div_z; end</w:t>
+      </w:r>
+      <w:r>
+        <w:br/>
+      </w:r>
+      <w:r>
+        <w:rPr>
+          <w:rFonts w:ascii="Consolas" w:hAnsi="Consolas" w:eastAsia="Consolas"/>
+          <w:sz w:val="18"/>
+        </w:rPr>
+        <w:t xml:space="preserve">            default: begin sel_a_ack=add_a_ack; sel_b_ack=add_b_ack; sel_z_stb=add_z_stb; sel_z=add_z; end</w:t>
+      </w:r>
+      <w:r>
+        <w:br/>
+      </w:r>
+      <w:r>
+        <w:rPr>
+          <w:rFonts w:ascii="Consolas" w:hAnsi="Consolas" w:eastAsia="Consolas"/>
+          <w:sz w:val="18"/>
+        </w:rPr>
+        <w:t xml:space="preserve">        endcase</w:t>
+      </w:r>
+      <w:r>
+        <w:br/>
+      </w:r>
+      <w:r>
+        <w:rPr>
+          <w:rFonts w:ascii="Consolas" w:hAnsi="Consolas" w:eastAsia="Consolas"/>
+          <w:sz w:val="18"/>
+        </w:rPr>
+        <w:t xml:space="preserve">    end</w:t>
+      </w:r>
+      <w:r>
+        <w:br/>
+      </w:r>
+      <w:r>
+        <w:rPr>
+          <w:rFonts w:ascii="Consolas" w:hAnsi="Consolas" w:eastAsia="Consolas"/>
+          <w:sz w:val="18"/>
+        </w:rPr>
+      </w:r>
+      <w:r>
+        <w:br/>
+      </w:r>
+      <w:r>
+        <w:rPr>
+          <w:rFonts w:ascii="Consolas" w:hAnsi="Consolas" w:eastAsia="Consolas"/>
+          <w:sz w:val="18"/>
+        </w:rPr>
+        <w:t xml:space="preserve">    // ------------------------------------------------------------------</w:t>
+      </w:r>
+      <w:r>
+        <w:br/>
+      </w:r>
+      <w:r>
+        <w:rPr>
+          <w:rFonts w:ascii="Consolas" w:hAnsi="Consolas" w:eastAsia="Consolas"/>
+          <w:sz w:val="18"/>
+        </w:rPr>
+        <w:t xml:space="preserve">    // strobe generation : drive only the selected module while running</w:t>
+      </w:r>
+      <w:r>
+        <w:br/>
+      </w:r>
+      <w:r>
+        <w:rPr>
+          <w:rFonts w:ascii="Consolas" w:hAnsi="Consolas" w:eastAsia="Consolas"/>
+          <w:sz w:val="18"/>
+        </w:rPr>
+        <w:t xml:space="preserve">    // ------------------------------------------------------------------</w:t>
+      </w:r>
+      <w:r>
+        <w:br/>
+      </w:r>
+      <w:r>
+        <w:rPr>
+          <w:rFonts w:ascii="Consolas" w:hAnsi="Consolas" w:eastAsia="Consolas"/>
+          <w:sz w:val="18"/>
+        </w:rPr>
+        <w:t xml:space="preserve">    always @(*) begin</w:t>
+      </w:r>
+      <w:r>
+        <w:br/>
+      </w:r>
+      <w:r>
+        <w:rPr>
+          <w:rFonts w:ascii="Consolas" w:hAnsi="Consolas" w:eastAsia="Consolas"/>
+          <w:sz w:val="18"/>
+        </w:rPr>
+        <w:t xml:space="preserve">        add_a_stb=1'b0; add_b_stb=1'b0; add_z_ack=1'b0;</w:t>
+      </w:r>
+      <w:r>
+        <w:br/>
+      </w:r>
+      <w:r>
+        <w:rPr>
+          <w:rFonts w:ascii="Consolas" w:hAnsi="Consolas" w:eastAsia="Consolas"/>
+          <w:sz w:val="18"/>
+        </w:rPr>
+        <w:t xml:space="preserve">        mul_a_stb=1'b0; mul_b_stb=1'b0; mul_z_ack=1'b0;</w:t>
+      </w:r>
+      <w:r>
+        <w:br/>
+      </w:r>
+      <w:r>
+        <w:rPr>
+          <w:rFonts w:ascii="Consolas" w:hAnsi="Consolas" w:eastAsia="Consolas"/>
+          <w:sz w:val="18"/>
+        </w:rPr>
+        <w:t xml:space="preserve">        div_a_stb=1'b0; div_b_stb=1'b0; div_z_ack=1'b0;</w:t>
+      </w:r>
+      <w:r>
+        <w:br/>
+      </w:r>
+      <w:r>
+        <w:rPr>
+          <w:rFonts w:ascii="Consolas" w:hAnsi="Consolas" w:eastAsia="Consolas"/>
+          <w:sz w:val="18"/>
+        </w:rPr>
+        <w:t xml:space="preserve">        if (state==S_RUN) begin</w:t>
+      </w:r>
+      <w:r>
+        <w:br/>
+      </w:r>
+      <w:r>
+        <w:rPr>
+          <w:rFonts w:ascii="Consolas" w:hAnsi="Consolas" w:eastAsia="Consolas"/>
+          <w:sz w:val="18"/>
+        </w:rPr>
+        <w:t xml:space="preserve">            case (op_sel)</w:t>
+      </w:r>
+      <w:r>
+        <w:br/>
+      </w:r>
+      <w:r>
+        <w:rPr>
+          <w:rFonts w:ascii="Consolas" w:hAnsi="Consolas" w:eastAsia="Consolas"/>
+          <w:sz w:val="18"/>
+        </w:rPr>
+        <w:t xml:space="preserve">                OP_MUL : begin mul_a_stb=~a_done; mul_b_stb=~b_done; mul_z_ack=1'b1; end</w:t>
+      </w:r>
+      <w:r>
+        <w:br/>
+      </w:r>
+      <w:r>
+        <w:rPr>
+          <w:rFonts w:ascii="Consolas" w:hAnsi="Consolas" w:eastAsia="Consolas"/>
+          <w:sz w:val="18"/>
+        </w:rPr>
+        <w:t xml:space="preserve">                OP_DIV : begin div_a_stb=~a_done; div_b_stb=~b_done; div_z_ack=1'b1; end</w:t>
+      </w:r>
+      <w:r>
+        <w:br/>
+      </w:r>
+      <w:r>
+        <w:rPr>
+          <w:rFonts w:ascii="Consolas" w:hAnsi="Consolas" w:eastAsia="Consolas"/>
+          <w:sz w:val="18"/>
+        </w:rPr>
+        <w:t xml:space="preserve">                default: begin add_a_stb=~a_done; add_b_stb=~b_done; add_z_ack=1'b1; end</w:t>
+      </w:r>
+      <w:r>
+        <w:br/>
+      </w:r>
+      <w:r>
+        <w:rPr>
+          <w:rFonts w:ascii="Consolas" w:hAnsi="Consolas" w:eastAsia="Consolas"/>
+          <w:sz w:val="18"/>
+        </w:rPr>
+        <w:t xml:space="preserve">            endcase</w:t>
+      </w:r>
+      <w:r>
+        <w:br/>
+      </w:r>
+      <w:r>
+        <w:rPr>
+          <w:rFonts w:ascii="Consolas" w:hAnsi="Consolas" w:eastAsia="Consolas"/>
+          <w:sz w:val="18"/>
+        </w:rPr>
+        <w:t xml:space="preserve">        end</w:t>
+      </w:r>
+      <w:r>
+        <w:br/>
+      </w:r>
+      <w:r>
+        <w:rPr>
+          <w:rFonts w:ascii="Consolas" w:hAnsi="Consolas" w:eastAsia="Consolas"/>
+          <w:sz w:val="18"/>
+        </w:rPr>
+        <w:t xml:space="preserve">    end</w:t>
+      </w:r>
+      <w:r>
+        <w:br/>
+      </w:r>
+      <w:r>
+        <w:rPr>
+          <w:rFonts w:ascii="Consolas" w:hAnsi="Consolas" w:eastAsia="Consolas"/>
+          <w:sz w:val="18"/>
+        </w:rPr>
+      </w:r>
+      <w:r>
+        <w:br/>
+      </w:r>
+      <w:r>
+        <w:rPr>
+          <w:rFonts w:ascii="Consolas" w:hAnsi="Consolas" w:eastAsia="Consolas"/>
+          <w:sz w:val="18"/>
+        </w:rPr>
+        <w:t xml:space="preserve">    // ------------------------------------------------------------------</w:t>
+      </w:r>
+      <w:r>
+        <w:br/>
+      </w:r>
+      <w:r>
+        <w:rPr>
+          <w:rFonts w:ascii="Consolas" w:hAnsi="Consolas" w:eastAsia="Consolas"/>
+          <w:sz w:val="18"/>
+        </w:rPr>
+        <w:t xml:space="preserve">    // control FSM</w:t>
+      </w:r>
+      <w:r>
+        <w:br/>
+      </w:r>
+      <w:r>
+        <w:rPr>
+          <w:rFonts w:ascii="Consolas" w:hAnsi="Consolas" w:eastAsia="Consolas"/>
+          <w:sz w:val="18"/>
+        </w:rPr>
+        <w:t xml:space="preserve">    // ------------------------------------------------------------------</w:t>
+      </w:r>
+      <w:r>
+        <w:br/>
+      </w:r>
+      <w:r>
+        <w:rPr>
+          <w:rFonts w:ascii="Consolas" w:hAnsi="Consolas" w:eastAsia="Consolas"/>
+          <w:sz w:val="18"/>
+        </w:rPr>
+        <w:t xml:space="preserve">    always @(posedge clk, negedge rstnn) begin</w:t>
+      </w:r>
+      <w:r>
+        <w:br/>
+      </w:r>
+      <w:r>
+        <w:rPr>
+          <w:rFonts w:ascii="Consolas" w:hAnsi="Consolas" w:eastAsia="Consolas"/>
+          <w:sz w:val="18"/>
+        </w:rPr>
+        <w:t xml:space="preserve">        if (!rstnn) begin</w:t>
+      </w:r>
+      <w:r>
+        <w:br/>
+      </w:r>
+      <w:r>
+        <w:rPr>
+          <w:rFonts w:ascii="Consolas" w:hAnsi="Consolas" w:eastAsia="Consolas"/>
+          <w:sz w:val="18"/>
+        </w:rPr>
+        <w:t xml:space="preserve">            state  &lt;= S_IDLE;</w:t>
+      </w:r>
+      <w:r>
+        <w:br/>
+      </w:r>
+      <w:r>
+        <w:rPr>
+          <w:rFonts w:ascii="Consolas" w:hAnsi="Consolas" w:eastAsia="Consolas"/>
+          <w:sz w:val="18"/>
+        </w:rPr>
+        <w:t xml:space="preserve">            op_sel &lt;= OP_ADD;</w:t>
+      </w:r>
+      <w:r>
+        <w:br/>
+      </w:r>
+      <w:r>
+        <w:rPr>
+          <w:rFonts w:ascii="Consolas" w:hAnsi="Consolas" w:eastAsia="Consolas"/>
+          <w:sz w:val="18"/>
+        </w:rPr>
+        <w:t xml:space="preserve">            oper_a &lt;= 32'd0;</w:t>
+      </w:r>
+      <w:r>
+        <w:br/>
+      </w:r>
+      <w:r>
+        <w:rPr>
+          <w:rFonts w:ascii="Consolas" w:hAnsi="Consolas" w:eastAsia="Consolas"/>
+          <w:sz w:val="18"/>
+        </w:rPr>
+        <w:t xml:space="preserve">            oper_b &lt;= 32'd0;</w:t>
+      </w:r>
+      <w:r>
+        <w:br/>
+      </w:r>
+      <w:r>
+        <w:rPr>
+          <w:rFonts w:ascii="Consolas" w:hAnsi="Consolas" w:eastAsia="Consolas"/>
+          <w:sz w:val="18"/>
+        </w:rPr>
+        <w:t xml:space="preserve">            a_done &lt;= 1'b0;</w:t>
+      </w:r>
+      <w:r>
+        <w:br/>
+      </w:r>
+      <w:r>
+        <w:rPr>
+          <w:rFonts w:ascii="Consolas" w:hAnsi="Consolas" w:eastAsia="Consolas"/>
+          <w:sz w:val="18"/>
+        </w:rPr>
+        <w:t xml:space="preserve">            b_done &lt;= 1'b0;</w:t>
+      </w:r>
+      <w:r>
+        <w:br/>
+      </w:r>
+      <w:r>
+        <w:rPr>
+          <w:rFonts w:ascii="Consolas" w:hAnsi="Consolas" w:eastAsia="Consolas"/>
+          <w:sz w:val="18"/>
+        </w:rPr>
+        <w:t xml:space="preserve">            var_z  &lt;= 32'd0;</w:t>
+      </w:r>
+      <w:r>
+        <w:br/>
+      </w:r>
+      <w:r>
+        <w:rPr>
+          <w:rFonts w:ascii="Consolas" w:hAnsi="Consolas" w:eastAsia="Consolas"/>
+          <w:sz w:val="18"/>
+        </w:rPr>
+        <w:t xml:space="preserve">            done   &lt;= 1'b0;</w:t>
+      </w:r>
+      <w:r>
+        <w:br/>
+      </w:r>
+      <w:r>
+        <w:rPr>
+          <w:rFonts w:ascii="Consolas" w:hAnsi="Consolas" w:eastAsia="Consolas"/>
+          <w:sz w:val="18"/>
+        </w:rPr>
+        <w:t xml:space="preserve">        end</w:t>
+      </w:r>
+      <w:r>
+        <w:br/>
+      </w:r>
+      <w:r>
+        <w:rPr>
+          <w:rFonts w:ascii="Consolas" w:hAnsi="Consolas" w:eastAsia="Consolas"/>
+          <w:sz w:val="18"/>
+        </w:rPr>
+        <w:t xml:space="preserve">        else begin</w:t>
+      </w:r>
+      <w:r>
+        <w:br/>
+      </w:r>
+      <w:r>
+        <w:rPr>
+          <w:rFonts w:ascii="Consolas" w:hAnsi="Consolas" w:eastAsia="Consolas"/>
+          <w:sz w:val="18"/>
+        </w:rPr>
+        <w:t xml:space="preserve">            done &lt;= 1'b0;                     // default: deassert each cycle</w:t>
+      </w:r>
+      <w:r>
+        <w:br/>
+      </w:r>
+      <w:r>
+        <w:rPr>
+          <w:rFonts w:ascii="Consolas" w:hAnsi="Consolas" w:eastAsia="Consolas"/>
+          <w:sz w:val="18"/>
+        </w:rPr>
+        <w:t xml:space="preserve">            case (state)</w:t>
+      </w:r>
+      <w:r>
+        <w:br/>
+      </w:r>
+      <w:r>
+        <w:rPr>
+          <w:rFonts w:ascii="Consolas" w:hAnsi="Consolas" w:eastAsia="Consolas"/>
+          <w:sz w:val="18"/>
+        </w:rPr>
+        <w:t xml:space="preserve">                S_IDLE: begin</w:t>
+      </w:r>
+      <w:r>
+        <w:br/>
+      </w:r>
+      <w:r>
+        <w:rPr>
+          <w:rFonts w:ascii="Consolas" w:hAnsi="Consolas" w:eastAsia="Consolas"/>
+          <w:sz w:val="18"/>
+        </w:rPr>
+        <w:t xml:space="preserve">                    a_done &lt;= 1'b0;</w:t>
+      </w:r>
+      <w:r>
+        <w:br/>
+      </w:r>
+      <w:r>
+        <w:rPr>
+          <w:rFonts w:ascii="Consolas" w:hAnsi="Consolas" w:eastAsia="Consolas"/>
+          <w:sz w:val="18"/>
+        </w:rPr>
+        <w:t xml:space="preserve">                    b_done &lt;= 1'b0;</w:t>
+      </w:r>
+      <w:r>
+        <w:br/>
+      </w:r>
+      <w:r>
+        <w:rPr>
+          <w:rFonts w:ascii="Consolas" w:hAnsi="Consolas" w:eastAsia="Consolas"/>
+          <w:sz w:val="18"/>
+        </w:rPr>
+        <w:t xml:space="preserve">                    if (request_fadd) begin</w:t>
+      </w:r>
+      <w:r>
+        <w:br/>
+      </w:r>
+      <w:r>
+        <w:rPr>
+          <w:rFonts w:ascii="Consolas" w:hAnsi="Consolas" w:eastAsia="Consolas"/>
+          <w:sz w:val="18"/>
+        </w:rPr>
+        <w:t xml:space="preserve">                        op_sel &lt;= OP_ADD; oper_a &lt;= var_x; oper_b &lt;= var_y;                      state &lt;= S_RUN;</w:t>
+      </w:r>
+      <w:r>
+        <w:br/>
+      </w:r>
+      <w:r>
+        <w:rPr>
+          <w:rFonts w:ascii="Consolas" w:hAnsi="Consolas" w:eastAsia="Consolas"/>
+          <w:sz w:val="18"/>
+        </w:rPr>
+        <w:t xml:space="preserve">                    end</w:t>
+      </w:r>
+      <w:r>
+        <w:br/>
+      </w:r>
+      <w:r>
+        <w:rPr>
+          <w:rFonts w:ascii="Consolas" w:hAnsi="Consolas" w:eastAsia="Consolas"/>
+          <w:sz w:val="18"/>
+        </w:rPr>
+        <w:t xml:space="preserve">                    else if (request_fsub) begin</w:t>
+      </w:r>
+      <w:r>
+        <w:br/>
+      </w:r>
+      <w:r>
+        <w:rPr>
+          <w:rFonts w:ascii="Consolas" w:hAnsi="Consolas" w:eastAsia="Consolas"/>
+          <w:sz w:val="18"/>
+        </w:rPr>
+        <w:t xml:space="preserve">                        // x - y = x + (-y) : invert sign bit of y</w:t>
+      </w:r>
+      <w:r>
+        <w:br/>
+      </w:r>
+      <w:r>
+        <w:rPr>
+          <w:rFonts w:ascii="Consolas" w:hAnsi="Consolas" w:eastAsia="Consolas"/>
+          <w:sz w:val="18"/>
+        </w:rPr>
+        <w:t xml:space="preserve">                        op_sel &lt;= OP_ADD; oper_a &lt;= var_x; oper_b &lt;= {~var_y[31], var_y[30:0]};  state &lt;= S_RUN;</w:t>
+      </w:r>
+      <w:r>
+        <w:br/>
+      </w:r>
+      <w:r>
+        <w:rPr>
+          <w:rFonts w:ascii="Consolas" w:hAnsi="Consolas" w:eastAsia="Consolas"/>
+          <w:sz w:val="18"/>
+        </w:rPr>
+        <w:t xml:space="preserve">                    end</w:t>
+      </w:r>
+      <w:r>
+        <w:br/>
+      </w:r>
+      <w:r>
+        <w:rPr>
+          <w:rFonts w:ascii="Consolas" w:hAnsi="Consolas" w:eastAsia="Consolas"/>
+          <w:sz w:val="18"/>
+        </w:rPr>
+        <w:t xml:space="preserve">                    else if (request_fmult) begin</w:t>
+      </w:r>
+      <w:r>
+        <w:br/>
+      </w:r>
+      <w:r>
+        <w:rPr>
+          <w:rFonts w:ascii="Consolas" w:hAnsi="Consolas" w:eastAsia="Consolas"/>
+          <w:sz w:val="18"/>
+        </w:rPr>
+        <w:t xml:space="preserve">                        op_sel &lt;= OP_MUL; oper_a &lt;= var_x; oper_b &lt;= var_y;                      state &lt;= S_RUN;</w:t>
+      </w:r>
+      <w:r>
+        <w:br/>
+      </w:r>
+      <w:r>
+        <w:rPr>
+          <w:rFonts w:ascii="Consolas" w:hAnsi="Consolas" w:eastAsia="Consolas"/>
+          <w:sz w:val="18"/>
+        </w:rPr>
+        <w:t xml:space="preserve">                    end</w:t>
+      </w:r>
+      <w:r>
+        <w:br/>
+      </w:r>
+      <w:r>
+        <w:rPr>
+          <w:rFonts w:ascii="Consolas" w:hAnsi="Consolas" w:eastAsia="Consolas"/>
+          <w:sz w:val="18"/>
+        </w:rPr>
+        <w:t xml:space="preserve">                    else if (request_fdiv) begin</w:t>
+      </w:r>
+      <w:r>
+        <w:br/>
+      </w:r>
+      <w:r>
+        <w:rPr>
+          <w:rFonts w:ascii="Consolas" w:hAnsi="Consolas" w:eastAsia="Consolas"/>
+          <w:sz w:val="18"/>
+        </w:rPr>
+        <w:t xml:space="preserve">                        op_sel &lt;= OP_DIV; oper_a &lt;= var_x; oper_b &lt;= var_y;                      state &lt;= S_RUN;</w:t>
+      </w:r>
+      <w:r>
+        <w:br/>
+      </w:r>
+      <w:r>
+        <w:rPr>
+          <w:rFonts w:ascii="Consolas" w:hAnsi="Consolas" w:eastAsia="Consolas"/>
+          <w:sz w:val="18"/>
+        </w:rPr>
+        <w:t xml:space="preserve">                    end</w:t>
+      </w:r>
+      <w:r>
+        <w:br/>
+      </w:r>
+      <w:r>
+        <w:rPr>
+          <w:rFonts w:ascii="Consolas" w:hAnsi="Consolas" w:eastAsia="Consolas"/>
+          <w:sz w:val="18"/>
+        </w:rPr>
+        <w:t xml:space="preserve">                end</w:t>
+      </w:r>
+      <w:r>
+        <w:br/>
+      </w:r>
+      <w:r>
+        <w:rPr>
+          <w:rFonts w:ascii="Consolas" w:hAnsi="Consolas" w:eastAsia="Consolas"/>
+          <w:sz w:val="18"/>
+        </w:rPr>
+      </w:r>
+      <w:r>
+        <w:br/>
+      </w:r>
+      <w:r>
+        <w:rPr>
+          <w:rFonts w:ascii="Consolas" w:hAnsi="Consolas" w:eastAsia="Consolas"/>
+          <w:sz w:val="18"/>
+        </w:rPr>
+        <w:t xml:space="preserve">                S_RUN: begin</w:t>
+      </w:r>
+      <w:r>
+        <w:br/>
+      </w:r>
+      <w:r>
+        <w:rPr>
+          <w:rFonts w:ascii="Consolas" w:hAnsi="Consolas" w:eastAsia="Consolas"/>
+          <w:sz w:val="18"/>
+        </w:rPr>
+        <w:t xml:space="preserve">                    if (sel_a_ack) a_done &lt;= 1'b1;   // input a accepted</w:t>
+      </w:r>
+      <w:r>
+        <w:br/>
+      </w:r>
+      <w:r>
+        <w:rPr>
+          <w:rFonts w:ascii="Consolas" w:hAnsi="Consolas" w:eastAsia="Consolas"/>
+          <w:sz w:val="18"/>
+        </w:rPr>
+        <w:t xml:space="preserve">                    if (sel_b_ack) b_done &lt;= 1'b1;   // input b accepted</w:t>
+      </w:r>
+      <w:r>
+        <w:br/>
+      </w:r>
+      <w:r>
+        <w:rPr>
+          <w:rFonts w:ascii="Consolas" w:hAnsi="Consolas" w:eastAsia="Consolas"/>
+          <w:sz w:val="18"/>
+        </w:rPr>
+        <w:t xml:space="preserve">                    if (sel_z_stb) begin             // result ready</w:t>
+      </w:r>
+      <w:r>
+        <w:br/>
+      </w:r>
+      <w:r>
+        <w:rPr>
+          <w:rFonts w:ascii="Consolas" w:hAnsi="Consolas" w:eastAsia="Consolas"/>
+          <w:sz w:val="18"/>
+        </w:rPr>
+        <w:t xml:space="preserve">                        var_z &lt;= sel_z;</w:t>
+      </w:r>
+      <w:r>
+        <w:br/>
+      </w:r>
+      <w:r>
+        <w:rPr>
+          <w:rFonts w:ascii="Consolas" w:hAnsi="Consolas" w:eastAsia="Consolas"/>
+          <w:sz w:val="18"/>
+        </w:rPr>
+        <w:t xml:space="preserve">                        done  &lt;= 1'b1;               // pulse: new result latched</w:t>
+      </w:r>
+      <w:r>
+        <w:br/>
+      </w:r>
+      <w:r>
+        <w:rPr>
+          <w:rFonts w:ascii="Consolas" w:hAnsi="Consolas" w:eastAsia="Consolas"/>
+          <w:sz w:val="18"/>
+        </w:rPr>
+        <w:t xml:space="preserve">                        state &lt;= S_IDLE;</w:t>
+      </w:r>
+      <w:r>
+        <w:br/>
+      </w:r>
+      <w:r>
+        <w:rPr>
+          <w:rFonts w:ascii="Consolas" w:hAnsi="Consolas" w:eastAsia="Consolas"/>
+          <w:sz w:val="18"/>
+        </w:rPr>
+        <w:t xml:space="preserve">                    end</w:t>
+      </w:r>
+      <w:r>
+        <w:br/>
+      </w:r>
+      <w:r>
+        <w:rPr>
+          <w:rFonts w:ascii="Consolas" w:hAnsi="Consolas" w:eastAsia="Consolas"/>
+          <w:sz w:val="18"/>
+        </w:rPr>
+        <w:t xml:space="preserve">                end</w:t>
+      </w:r>
+      <w:r>
+        <w:br/>
+      </w:r>
+      <w:r>
+        <w:rPr>
+          <w:rFonts w:ascii="Consolas" w:hAnsi="Consolas" w:eastAsia="Consolas"/>
+          <w:sz w:val="18"/>
+        </w:rPr>
+      </w:r>
+      <w:r>
+        <w:br/>
+      </w:r>
+      <w:r>
+        <w:rPr>
+          <w:rFonts w:ascii="Consolas" w:hAnsi="Consolas" w:eastAsia="Consolas"/>
+          <w:sz w:val="18"/>
+        </w:rPr>
+        <w:t xml:space="preserve">                default: state &lt;= S_IDLE;</w:t>
+      </w:r>
+      <w:r>
+        <w:br/>
+      </w:r>
+      <w:r>
+        <w:rPr>
+          <w:rFonts w:ascii="Consolas" w:hAnsi="Consolas" w:eastAsia="Consolas"/>
+          <w:sz w:val="18"/>
+        </w:rPr>
+        <w:t xml:space="preserve">            endcase</w:t>
+      </w:r>
+      <w:r>
+        <w:br/>
+      </w:r>
+      <w:r>
+        <w:rPr>
+          <w:rFonts w:ascii="Consolas" w:hAnsi="Consolas" w:eastAsia="Consolas"/>
+          <w:sz w:val="18"/>
+        </w:rPr>
+        <w:t xml:space="preserve">        end</w:t>
+      </w:r>
+      <w:r>
+        <w:br/>
+      </w:r>
+      <w:r>
+        <w:rPr>
+          <w:rFonts w:ascii="Consolas" w:hAnsi="Consolas" w:eastAsia="Consolas"/>
+          <w:sz w:val="18"/>
+        </w:rPr>
+        <w:t xml:space="preserve">    end</w:t>
+      </w:r>
+      <w:r>
+        <w:br/>
+      </w:r>
+      <w:r>
+        <w:rPr>
+          <w:rFonts w:ascii="Consolas" w:hAnsi="Consolas" w:eastAsia="Consolas"/>
+          <w:sz w:val="18"/>
+        </w:rPr>
+      </w:r>
+      <w:r>
+        <w:br/>
+      </w:r>
+      <w:r>
+        <w:rPr>
+          <w:rFonts w:ascii="Consolas" w:hAnsi="Consolas" w:eastAsia="Consolas"/>
+          <w:sz w:val="18"/>
+        </w:rPr>
+        <w:t xml:space="preserve">    // ------------------------------------------------------------------</w:t>
+      </w:r>
+      <w:r>
+        <w:br/>
+      </w:r>
+      <w:r>
+        <w:rPr>
+          <w:rFonts w:ascii="Consolas" w:hAnsi="Consolas" w:eastAsia="Consolas"/>
+          <w:sz w:val="18"/>
+        </w:rPr>
+        <w:t xml:space="preserve">    // module instances (one each)</w:t>
+      </w:r>
+      <w:r>
+        <w:br/>
+      </w:r>
+      <w:r>
+        <w:rPr>
+          <w:rFonts w:ascii="Consolas" w:hAnsi="Consolas" w:eastAsia="Consolas"/>
+          <w:sz w:val="18"/>
+        </w:rPr>
+        <w:t xml:space="preserve">    // ------------------------------------------------------------------</w:t>
+      </w:r>
+      <w:r>
+        <w:br/>
+      </w:r>
+      <w:r>
+        <w:rPr>
+          <w:rFonts w:ascii="Consolas" w:hAnsi="Consolas" w:eastAsia="Consolas"/>
+          <w:sz w:val="18"/>
+        </w:rPr>
+        <w:t xml:space="preserve">    fpu_adder u_adder (</w:t>
+      </w:r>
+      <w:r>
+        <w:br/>
+      </w:r>
+      <w:r>
+        <w:rPr>
+          <w:rFonts w:ascii="Consolas" w:hAnsi="Consolas" w:eastAsia="Consolas"/>
+          <w:sz w:val="18"/>
+        </w:rPr>
+        <w:t xml:space="preserve">        .clk(clk), .rstnn(rstnn),</w:t>
+      </w:r>
+      <w:r>
+        <w:br/>
+      </w:r>
+      <w:r>
+        <w:rPr>
+          <w:rFonts w:ascii="Consolas" w:hAnsi="Consolas" w:eastAsia="Consolas"/>
+          <w:sz w:val="18"/>
+        </w:rPr>
+        <w:t xml:space="preserve">        .input_a(in_a), .input_a_stb(add_a_stb), .input_a_ack(add_a_ack),</w:t>
+      </w:r>
+      <w:r>
+        <w:br/>
+      </w:r>
+      <w:r>
+        <w:rPr>
+          <w:rFonts w:ascii="Consolas" w:hAnsi="Consolas" w:eastAsia="Consolas"/>
+          <w:sz w:val="18"/>
+        </w:rPr>
+        <w:t xml:space="preserve">        .input_b(in_b), .input_b_stb(add_b_stb), .input_b_ack(add_b_ack),</w:t>
+      </w:r>
+      <w:r>
+        <w:br/>
+      </w:r>
+      <w:r>
+        <w:rPr>
+          <w:rFonts w:ascii="Consolas" w:hAnsi="Consolas" w:eastAsia="Consolas"/>
+          <w:sz w:val="18"/>
+        </w:rPr>
+        <w:t xml:space="preserve">        .output_z(add_z), .output_z_stb(add_z_stb), .output_z_ack(add_z_ack)</w:t>
+      </w:r>
+      <w:r>
+        <w:br/>
+      </w:r>
+      <w:r>
+        <w:rPr>
+          <w:rFonts w:ascii="Consolas" w:hAnsi="Consolas" w:eastAsia="Consolas"/>
+          <w:sz w:val="18"/>
+        </w:rPr>
+        <w:t xml:space="preserve">    );</w:t>
+      </w:r>
+      <w:r>
+        <w:br/>
+      </w:r>
+      <w:r>
+        <w:rPr>
+          <w:rFonts w:ascii="Consolas" w:hAnsi="Consolas" w:eastAsia="Consolas"/>
+          <w:sz w:val="18"/>
+        </w:rPr>
+      </w:r>
+      <w:r>
+        <w:br/>
+      </w:r>
+      <w:r>
+        <w:rPr>
+          <w:rFonts w:ascii="Consolas" w:hAnsi="Consolas" w:eastAsia="Consolas"/>
+          <w:sz w:val="18"/>
+        </w:rPr>
+        <w:t xml:space="preserve">    fpu_multiplier u_mult (</w:t>
+      </w:r>
+      <w:r>
+        <w:br/>
+      </w:r>
+      <w:r>
+        <w:rPr>
+          <w:rFonts w:ascii="Consolas" w:hAnsi="Consolas" w:eastAsia="Consolas"/>
+          <w:sz w:val="18"/>
+        </w:rPr>
+        <w:t xml:space="preserve">        .clk(clk), .rstnn(rstnn),</w:t>
+      </w:r>
+      <w:r>
+        <w:br/>
+      </w:r>
+      <w:r>
+        <w:rPr>
+          <w:rFonts w:ascii="Consolas" w:hAnsi="Consolas" w:eastAsia="Consolas"/>
+          <w:sz w:val="18"/>
+        </w:rPr>
+        <w:t xml:space="preserve">        .input_a(in_a), .input_a_stb(mul_a_stb), .input_a_ack(mul_a_ack),</w:t>
+      </w:r>
+      <w:r>
+        <w:br/>
+      </w:r>
+      <w:r>
+        <w:rPr>
+          <w:rFonts w:ascii="Consolas" w:hAnsi="Consolas" w:eastAsia="Consolas"/>
+          <w:sz w:val="18"/>
+        </w:rPr>
+        <w:t xml:space="preserve">        .input_b(in_b), .input_b_stb(mul_b_stb), .input_b_ack(mul_b_ack),</w:t>
+      </w:r>
+      <w:r>
+        <w:br/>
+      </w:r>
+      <w:r>
+        <w:rPr>
+          <w:rFonts w:ascii="Consolas" w:hAnsi="Consolas" w:eastAsia="Consolas"/>
+          <w:sz w:val="18"/>
+        </w:rPr>
+        <w:t xml:space="preserve">        .output_z(mul_z), .output_z_stb(mul_z_stb), .output_z_ack(mul_z_ack)</w:t>
+      </w:r>
+      <w:r>
+        <w:br/>
+      </w:r>
+      <w:r>
+        <w:rPr>
+          <w:rFonts w:ascii="Consolas" w:hAnsi="Consolas" w:eastAsia="Consolas"/>
+          <w:sz w:val="18"/>
+        </w:rPr>
+        <w:t xml:space="preserve">    );</w:t>
+      </w:r>
+      <w:r>
+        <w:br/>
+      </w:r>
+      <w:r>
+        <w:rPr>
+          <w:rFonts w:ascii="Consolas" w:hAnsi="Consolas" w:eastAsia="Consolas"/>
+          <w:sz w:val="18"/>
+        </w:rPr>
+      </w:r>
+      <w:r>
+        <w:br/>
+      </w:r>
+      <w:r>
+        <w:rPr>
+          <w:rFonts w:ascii="Consolas" w:hAnsi="Consolas" w:eastAsia="Consolas"/>
+          <w:sz w:val="18"/>
+        </w:rPr>
+        <w:t xml:space="preserve">    fpu_divider u_div (</w:t>
+      </w:r>
+      <w:r>
+        <w:br/>
+      </w:r>
+      <w:r>
+        <w:rPr>
+          <w:rFonts w:ascii="Consolas" w:hAnsi="Consolas" w:eastAsia="Consolas"/>
+          <w:sz w:val="18"/>
+        </w:rPr>
+        <w:t xml:space="preserve">        .clk(clk), .rstnn(rstnn),</w:t>
+      </w:r>
+      <w:r>
+        <w:br/>
+      </w:r>
+      <w:r>
+        <w:rPr>
+          <w:rFonts w:ascii="Consolas" w:hAnsi="Consolas" w:eastAsia="Consolas"/>
+          <w:sz w:val="18"/>
+        </w:rPr>
+        <w:t xml:space="preserve">        .input_a(in_a), .input_a_stb(div_a_stb), .input_a_ack(div_a_ack),</w:t>
+      </w:r>
+      <w:r>
+        <w:br/>
+      </w:r>
+      <w:r>
+        <w:rPr>
+          <w:rFonts w:ascii="Consolas" w:hAnsi="Consolas" w:eastAsia="Consolas"/>
+          <w:sz w:val="18"/>
+        </w:rPr>
+        <w:t xml:space="preserve">        .input_b(in_b), .input_b_stb(div_b_stb), .input_b_ack(div_b_ack),</w:t>
+      </w:r>
+      <w:r>
+        <w:br/>
+      </w:r>
+      <w:r>
+        <w:rPr>
+          <w:rFonts w:ascii="Consolas" w:hAnsi="Consolas" w:eastAsia="Consolas"/>
+          <w:sz w:val="18"/>
+        </w:rPr>
+        <w:t xml:space="preserve">        .output_z(div_z), .output_z_stb(div_z_stb), .output_z_ack(div_z_ack)</w:t>
+      </w:r>
+      <w:r>
+        <w:br/>
+      </w:r>
+      <w:r>
+        <w:rPr>
+          <w:rFonts w:ascii="Consolas" w:hAnsi="Consolas" w:eastAsia="Consolas"/>
+          <w:sz w:val="18"/>
+        </w:rPr>
+        <w:t xml:space="preserve">    );</w:t>
+      </w:r>
+      <w:r>
+        <w:br/>
+      </w:r>
+      <w:r>
+        <w:rPr>
+          <w:rFonts w:ascii="Consolas" w:hAnsi="Consolas" w:eastAsia="Consolas"/>
+          <w:sz w:val="18"/>
+        </w:rPr>
+      </w:r>
+      <w:r>
+        <w:br/>
+      </w:r>
+      <w:r>
+        <w:rPr>
+          <w:rFonts w:ascii="Consolas" w:hAnsi="Consolas" w:eastAsia="Consolas"/>
+          <w:sz w:val="18"/>
+        </w:rPr>
+        <w:t>endmodule</w:t>
+      </w:r>
+      <w:r>
+        <w:br/>
+      </w:r>
+      <w:r>
+        <w:rPr>
+          <w:rFonts w:ascii="Consolas" w:hAnsi="Consolas" w:eastAsia="Consolas"/>
+          <w:sz w:val="18"/>
+        </w:rPr>
+      </w:r>
+    </w:p>
+    <w:p>
+      <w:pPr>
+        <w:pStyle w:val="Heading3"/>
+      </w:pPr>
+      <w:r>
+        <w:rPr>
+          <w:rFonts w:ascii="Malgun Gothic" w:hAnsi="Malgun Gothic" w:eastAsia="Malgun Gothic"/>
+          <w:color w:val="000000"/>
+        </w:rPr>
+        <w:t>1.2.2 testbench (tb_fpu_top.v) 코드</w:t>
+      </w:r>
+    </w:p>
+    <w:p>
+      <w:pPr>
+        <w:spacing w:after="80"/>
+        <w:ind w:left="227"/>
+      </w:pPr>
+      <w:r>
+        <w:rPr>
+          <w:rFonts w:ascii="Consolas" w:hAnsi="Consolas" w:eastAsia="Consolas"/>
+          <w:sz w:val="18"/>
+        </w:rPr>
+        <w:t>// =====================================================================</w:t>
+      </w:r>
+      <w:r>
+        <w:br/>
+      </w:r>
+      <w:r>
+        <w:rPr>
+          <w:rFonts w:ascii="Consolas" w:hAnsi="Consolas" w:eastAsia="Consolas"/>
+          <w:sz w:val="18"/>
+        </w:rPr>
+        <w:t>// tb_fpu_top.v  -  standalone testbench for fpu_top (Step 1, RTL sim)</w:t>
+      </w:r>
+      <w:r>
+        <w:br/>
+      </w:r>
+      <w:r>
+        <w:rPr>
+          <w:rFonts w:ascii="Consolas" w:hAnsi="Consolas" w:eastAsia="Consolas"/>
+          <w:sz w:val="18"/>
+        </w:rPr>
+        <w:t>//</w:t>
+      </w:r>
+      <w:r>
+        <w:br/>
+      </w:r>
+      <w:r>
+        <w:rPr>
+          <w:rFonts w:ascii="Consolas" w:hAnsi="Consolas" w:eastAsia="Consolas"/>
+          <w:sz w:val="18"/>
+        </w:rPr>
+        <w:t>//   Verifies fadd / fsub / fmult / fdiv with x = 14.53, y = 87.91</w:t>
+      </w:r>
+      <w:r>
+        <w:br/>
+      </w:r>
+      <w:r>
+        <w:rPr>
+          <w:rFonts w:ascii="Consolas" w:hAnsi="Consolas" w:eastAsia="Consolas"/>
+          <w:sz w:val="18"/>
+        </w:rPr>
+        <w:t>//   (same operands as fpu_test.c).  Compares var_z against the expected</w:t>
+      </w:r>
+      <w:r>
+        <w:br/>
+      </w:r>
+      <w:r>
+        <w:rPr>
+          <w:rFonts w:ascii="Consolas" w:hAnsi="Consolas" w:eastAsia="Consolas"/>
+          <w:sz w:val="18"/>
+        </w:rPr>
+        <w:t>//   IEEE-754 single-precision bit patterns.</w:t>
+      </w:r>
+      <w:r>
+        <w:br/>
+      </w:r>
+      <w:r>
+        <w:rPr>
+          <w:rFonts w:ascii="Consolas" w:hAnsi="Consolas" w:eastAsia="Consolas"/>
+          <w:sz w:val="18"/>
+        </w:rPr>
+        <w:t>//</w:t>
+      </w:r>
+      <w:r>
+        <w:br/>
+      </w:r>
+      <w:r>
+        <w:rPr>
+          <w:rFonts w:ascii="Consolas" w:hAnsi="Consolas" w:eastAsia="Consolas"/>
+          <w:sz w:val="18"/>
+        </w:rPr>
+        <w:t>//   Local run (iverilog):</w:t>
+      </w:r>
+      <w:r>
+        <w:br/>
+      </w:r>
+      <w:r>
+        <w:rPr>
+          <w:rFonts w:ascii="Consolas" w:hAnsi="Consolas" w:eastAsia="Consolas"/>
+          <w:sz w:val="18"/>
+        </w:rPr>
+        <w:t>//     iverilog -o /tmp/fpu_sim hardware/src/fpu_adder.v \</w:t>
+      </w:r>
+      <w:r>
+        <w:br/>
+      </w:r>
+      <w:r>
+        <w:rPr>
+          <w:rFonts w:ascii="Consolas" w:hAnsi="Consolas" w:eastAsia="Consolas"/>
+          <w:sz w:val="18"/>
+        </w:rPr>
+        <w:t>//        hardware/src/fpu_multiplier.v hardware/src/fpu_divider.v \</w:t>
+      </w:r>
+      <w:r>
+        <w:br/>
+      </w:r>
+      <w:r>
+        <w:rPr>
+          <w:rFonts w:ascii="Consolas" w:hAnsi="Consolas" w:eastAsia="Consolas"/>
+          <w:sz w:val="18"/>
+        </w:rPr>
+        <w:t>//        hardware/src/fpu_top.v hardware/sim/tb_fpu_top.v</w:t>
+      </w:r>
+      <w:r>
+        <w:br/>
+      </w:r>
+      <w:r>
+        <w:rPr>
+          <w:rFonts w:ascii="Consolas" w:hAnsi="Consolas" w:eastAsia="Consolas"/>
+          <w:sz w:val="18"/>
+        </w:rPr>
+        <w:t>//     vvp /tmp/fpu_sim</w:t>
+      </w:r>
+      <w:r>
+        <w:br/>
+      </w:r>
+      <w:r>
+        <w:rPr>
+          <w:rFonts w:ascii="Consolas" w:hAnsi="Consolas" w:eastAsia="Consolas"/>
+          <w:sz w:val="18"/>
+        </w:rPr>
+        <w:t>// =====================================================================</w:t>
+      </w:r>
+      <w:r>
+        <w:br/>
+      </w:r>
+      <w:r>
+        <w:rPr>
+          <w:rFonts w:ascii="Consolas" w:hAnsi="Consolas" w:eastAsia="Consolas"/>
+          <w:sz w:val="18"/>
+        </w:rPr>
+        <w:t>`timescale 1ns/1ps</w:t>
+      </w:r>
+      <w:r>
+        <w:br/>
+      </w:r>
+      <w:r>
+        <w:rPr>
+          <w:rFonts w:ascii="Consolas" w:hAnsi="Consolas" w:eastAsia="Consolas"/>
+          <w:sz w:val="18"/>
+        </w:rPr>
+        <w:t>module tb_fpu_top;</w:t>
+      </w:r>
+      <w:r>
+        <w:br/>
+      </w:r>
+      <w:r>
+        <w:rPr>
+          <w:rFonts w:ascii="Consolas" w:hAnsi="Consolas" w:eastAsia="Consolas"/>
+          <w:sz w:val="18"/>
+        </w:rPr>
+      </w:r>
+      <w:r>
+        <w:br/>
+      </w:r>
+      <w:r>
+        <w:rPr>
+          <w:rFonts w:ascii="Consolas" w:hAnsi="Consolas" w:eastAsia="Consolas"/>
+          <w:sz w:val="18"/>
+        </w:rPr>
+        <w:t xml:space="preserve">    reg         clk, rstnn;</w:t>
+      </w:r>
+      <w:r>
+        <w:br/>
+      </w:r>
+      <w:r>
+        <w:rPr>
+          <w:rFonts w:ascii="Consolas" w:hAnsi="Consolas" w:eastAsia="Consolas"/>
+          <w:sz w:val="18"/>
+        </w:rPr>
+        <w:t xml:space="preserve">    reg  [31:0] var_x, var_y;</w:t>
+      </w:r>
+      <w:r>
+        <w:br/>
+      </w:r>
+      <w:r>
+        <w:rPr>
+          <w:rFonts w:ascii="Consolas" w:hAnsi="Consolas" w:eastAsia="Consolas"/>
+          <w:sz w:val="18"/>
+        </w:rPr>
+        <w:t xml:space="preserve">    reg         request_fadd, request_fsub, request_fmult, request_fdiv;</w:t>
+      </w:r>
+      <w:r>
+        <w:br/>
+      </w:r>
+      <w:r>
+        <w:rPr>
+          <w:rFonts w:ascii="Consolas" w:hAnsi="Consolas" w:eastAsia="Consolas"/>
+          <w:sz w:val="18"/>
+        </w:rPr>
+        <w:t xml:space="preserve">    wire [31:0] var_z;</w:t>
+      </w:r>
+      <w:r>
+        <w:br/>
+      </w:r>
+      <w:r>
+        <w:rPr>
+          <w:rFonts w:ascii="Consolas" w:hAnsi="Consolas" w:eastAsia="Consolas"/>
+          <w:sz w:val="18"/>
+        </w:rPr>
+      </w:r>
+      <w:r>
+        <w:br/>
+      </w:r>
+      <w:r>
+        <w:rPr>
+          <w:rFonts w:ascii="Consolas" w:hAnsi="Consolas" w:eastAsia="Consolas"/>
+          <w:sz w:val="18"/>
+        </w:rPr>
+        <w:t xml:space="preserve">    integer     errors = 0;</w:t>
+      </w:r>
+      <w:r>
+        <w:br/>
+      </w:r>
+      <w:r>
+        <w:rPr>
+          <w:rFonts w:ascii="Consolas" w:hAnsi="Consolas" w:eastAsia="Consolas"/>
+          <w:sz w:val="18"/>
+        </w:rPr>
+      </w:r>
+      <w:r>
+        <w:br/>
+      </w:r>
+      <w:r>
+        <w:rPr>
+          <w:rFonts w:ascii="Consolas" w:hAnsi="Consolas" w:eastAsia="Consolas"/>
+          <w:sz w:val="18"/>
+        </w:rPr>
+        <w:t xml:space="preserve">    // operands (IEEE-754 float32)</w:t>
+      </w:r>
+      <w:r>
+        <w:br/>
+      </w:r>
+      <w:r>
+        <w:rPr>
+          <w:rFonts w:ascii="Consolas" w:hAnsi="Consolas" w:eastAsia="Consolas"/>
+          <w:sz w:val="18"/>
+        </w:rPr>
+        <w:t xml:space="preserve">    localparam [31:0] X = 32'h41687AE1;   // 14.53</w:t>
+      </w:r>
+      <w:r>
+        <w:br/>
+      </w:r>
+      <w:r>
+        <w:rPr>
+          <w:rFonts w:ascii="Consolas" w:hAnsi="Consolas" w:eastAsia="Consolas"/>
+          <w:sz w:val="18"/>
+        </w:rPr>
+        <w:t xml:space="preserve">    localparam [31:0] Y = 32'h42AFD1EC;   // 87.91</w:t>
+      </w:r>
+      <w:r>
+        <w:br/>
+      </w:r>
+      <w:r>
+        <w:rPr>
+          <w:rFonts w:ascii="Consolas" w:hAnsi="Consolas" w:eastAsia="Consolas"/>
+          <w:sz w:val="18"/>
+        </w:rPr>
+      </w:r>
+      <w:r>
+        <w:br/>
+      </w:r>
+      <w:r>
+        <w:rPr>
+          <w:rFonts w:ascii="Consolas" w:hAnsi="Consolas" w:eastAsia="Consolas"/>
+          <w:sz w:val="18"/>
+        </w:rPr>
+        <w:t xml:space="preserve">    // expected results (round-to-nearest, float32)</w:t>
+      </w:r>
+      <w:r>
+        <w:br/>
+      </w:r>
+      <w:r>
+        <w:rPr>
+          <w:rFonts w:ascii="Consolas" w:hAnsi="Consolas" w:eastAsia="Consolas"/>
+          <w:sz w:val="18"/>
+        </w:rPr>
+        <w:t xml:space="preserve">    localparam [31:0] EXP_ADD = 32'h42CCE148;   //  102.44</w:t>
+      </w:r>
+      <w:r>
+        <w:br/>
+      </w:r>
+      <w:r>
+        <w:rPr>
+          <w:rFonts w:ascii="Consolas" w:hAnsi="Consolas" w:eastAsia="Consolas"/>
+          <w:sz w:val="18"/>
+        </w:rPr>
+        <w:t xml:space="preserve">    localparam [31:0] EXP_SUB = 32'hC292C290;   //  -73.38</w:t>
+      </w:r>
+      <w:r>
+        <w:br/>
+      </w:r>
+      <w:r>
+        <w:rPr>
+          <w:rFonts w:ascii="Consolas" w:hAnsi="Consolas" w:eastAsia="Consolas"/>
+          <w:sz w:val="18"/>
+        </w:rPr>
+        <w:t xml:space="preserve">    localparam [31:0] EXP_MUL = 32'h449FAAA2;   // 1277.3323</w:t>
+      </w:r>
+      <w:r>
+        <w:br/>
+      </w:r>
+      <w:r>
+        <w:rPr>
+          <w:rFonts w:ascii="Consolas" w:hAnsi="Consolas" w:eastAsia="Consolas"/>
+          <w:sz w:val="18"/>
+        </w:rPr>
+        <w:t xml:space="preserve">    localparam [31:0] EXP_DIV = 32'h3E293FDC;   //   0.165283</w:t>
+      </w:r>
+      <w:r>
+        <w:br/>
+      </w:r>
+      <w:r>
+        <w:rPr>
+          <w:rFonts w:ascii="Consolas" w:hAnsi="Consolas" w:eastAsia="Consolas"/>
+          <w:sz w:val="18"/>
+        </w:rPr>
+      </w:r>
+      <w:r>
+        <w:br/>
+      </w:r>
+      <w:r>
+        <w:rPr>
+          <w:rFonts w:ascii="Consolas" w:hAnsi="Consolas" w:eastAsia="Consolas"/>
+          <w:sz w:val="18"/>
+        </w:rPr>
+        <w:t xml:space="preserve">    fpu_top uut (</w:t>
+      </w:r>
+      <w:r>
+        <w:br/>
+      </w:r>
+      <w:r>
+        <w:rPr>
+          <w:rFonts w:ascii="Consolas" w:hAnsi="Consolas" w:eastAsia="Consolas"/>
+          <w:sz w:val="18"/>
+        </w:rPr>
+        <w:t xml:space="preserve">        .clk(clk), .rstnn(rstnn),</w:t>
+      </w:r>
+      <w:r>
+        <w:br/>
+      </w:r>
+      <w:r>
+        <w:rPr>
+          <w:rFonts w:ascii="Consolas" w:hAnsi="Consolas" w:eastAsia="Consolas"/>
+          <w:sz w:val="18"/>
+        </w:rPr>
+        <w:t xml:space="preserve">        .var_x(var_x), .var_y(var_y),</w:t>
+      </w:r>
+      <w:r>
+        <w:br/>
+      </w:r>
+      <w:r>
+        <w:rPr>
+          <w:rFonts w:ascii="Consolas" w:hAnsi="Consolas" w:eastAsia="Consolas"/>
+          <w:sz w:val="18"/>
+        </w:rPr>
+        <w:t xml:space="preserve">        .request_fadd(request_fadd), .request_fsub(request_fsub),</w:t>
+      </w:r>
+      <w:r>
+        <w:br/>
+      </w:r>
+      <w:r>
+        <w:rPr>
+          <w:rFonts w:ascii="Consolas" w:hAnsi="Consolas" w:eastAsia="Consolas"/>
+          <w:sz w:val="18"/>
+        </w:rPr>
+        <w:t xml:space="preserve">        .request_fmult(request_fmult), .request_fdiv(request_fdiv),</w:t>
+      </w:r>
+      <w:r>
+        <w:br/>
+      </w:r>
+      <w:r>
+        <w:rPr>
+          <w:rFonts w:ascii="Consolas" w:hAnsi="Consolas" w:eastAsia="Consolas"/>
+          <w:sz w:val="18"/>
+        </w:rPr>
+        <w:t xml:space="preserve">        .var_z(var_z)</w:t>
+      </w:r>
+      <w:r>
+        <w:br/>
+      </w:r>
+      <w:r>
+        <w:rPr>
+          <w:rFonts w:ascii="Consolas" w:hAnsi="Consolas" w:eastAsia="Consolas"/>
+          <w:sz w:val="18"/>
+        </w:rPr>
+        <w:t xml:space="preserve">    );</w:t>
+      </w:r>
+      <w:r>
+        <w:br/>
+      </w:r>
+      <w:r>
+        <w:rPr>
+          <w:rFonts w:ascii="Consolas" w:hAnsi="Consolas" w:eastAsia="Consolas"/>
+          <w:sz w:val="18"/>
+        </w:rPr>
+      </w:r>
+      <w:r>
+        <w:br/>
+      </w:r>
+      <w:r>
+        <w:rPr>
+          <w:rFonts w:ascii="Consolas" w:hAnsi="Consolas" w:eastAsia="Consolas"/>
+          <w:sz w:val="18"/>
+        </w:rPr>
+        <w:t xml:space="preserve">    // 100 MHz clock</w:t>
+      </w:r>
+      <w:r>
+        <w:br/>
+      </w:r>
+      <w:r>
+        <w:rPr>
+          <w:rFonts w:ascii="Consolas" w:hAnsi="Consolas" w:eastAsia="Consolas"/>
+          <w:sz w:val="18"/>
+        </w:rPr>
+        <w:t xml:space="preserve">    initial clk = 1'b0;</w:t>
+      </w:r>
+      <w:r>
+        <w:br/>
+      </w:r>
+      <w:r>
+        <w:rPr>
+          <w:rFonts w:ascii="Consolas" w:hAnsi="Consolas" w:eastAsia="Consolas"/>
+          <w:sz w:val="18"/>
+        </w:rPr>
+        <w:t xml:space="preserve">    always #5 clk = ~clk;</w:t>
+      </w:r>
+      <w:r>
+        <w:br/>
+      </w:r>
+      <w:r>
+        <w:rPr>
+          <w:rFonts w:ascii="Consolas" w:hAnsi="Consolas" w:eastAsia="Consolas"/>
+          <w:sz w:val="18"/>
+        </w:rPr>
+      </w:r>
+      <w:r>
+        <w:br/>
+      </w:r>
+      <w:r>
+        <w:rPr>
+          <w:rFonts w:ascii="Consolas" w:hAnsi="Consolas" w:eastAsia="Consolas"/>
+          <w:sz w:val="18"/>
+        </w:rPr>
+        <w:t xml:space="preserve">    // ----- one operation : pulse request, wait for FSM to return idle ---</w:t>
+      </w:r>
+      <w:r>
+        <w:br/>
+      </w:r>
+      <w:r>
+        <w:rPr>
+          <w:rFonts w:ascii="Consolas" w:hAnsi="Consolas" w:eastAsia="Consolas"/>
+          <w:sz w:val="18"/>
+        </w:rPr>
+        <w:t xml:space="preserve">    task do_op;</w:t>
+      </w:r>
+      <w:r>
+        <w:br/>
+      </w:r>
+      <w:r>
+        <w:rPr>
+          <w:rFonts w:ascii="Consolas" w:hAnsi="Consolas" w:eastAsia="Consolas"/>
+          <w:sz w:val="18"/>
+        </w:rPr>
+        <w:t xml:space="preserve">        input [3:0]  sel;        // {fdiv,fmult,fsub,fadd}</w:t>
+      </w:r>
+      <w:r>
+        <w:br/>
+      </w:r>
+      <w:r>
+        <w:rPr>
+          <w:rFonts w:ascii="Consolas" w:hAnsi="Consolas" w:eastAsia="Consolas"/>
+          <w:sz w:val="18"/>
+        </w:rPr>
+        <w:t xml:space="preserve">        input [31:0] expected;</w:t>
+      </w:r>
+      <w:r>
+        <w:br/>
+      </w:r>
+      <w:r>
+        <w:rPr>
+          <w:rFonts w:ascii="Consolas" w:hAnsi="Consolas" w:eastAsia="Consolas"/>
+          <w:sz w:val="18"/>
+        </w:rPr>
+        <w:t xml:space="preserve">        input [127:0] name;</w:t>
+      </w:r>
+      <w:r>
+        <w:br/>
+      </w:r>
+      <w:r>
+        <w:rPr>
+          <w:rFonts w:ascii="Consolas" w:hAnsi="Consolas" w:eastAsia="Consolas"/>
+          <w:sz w:val="18"/>
+        </w:rPr>
+        <w:t xml:space="preserve">        integer guard;</w:t>
+      </w:r>
+      <w:r>
+        <w:br/>
+      </w:r>
+      <w:r>
+        <w:rPr>
+          <w:rFonts w:ascii="Consolas" w:hAnsi="Consolas" w:eastAsia="Consolas"/>
+          <w:sz w:val="18"/>
+        </w:rPr>
+        <w:t xml:space="preserve">        begin</w:t>
+      </w:r>
+      <w:r>
+        <w:br/>
+      </w:r>
+      <w:r>
+        <w:rPr>
+          <w:rFonts w:ascii="Consolas" w:hAnsi="Consolas" w:eastAsia="Consolas"/>
+          <w:sz w:val="18"/>
+        </w:rPr>
+        <w:t xml:space="preserve">            @(negedge clk);</w:t>
+      </w:r>
+      <w:r>
+        <w:br/>
+      </w:r>
+      <w:r>
+        <w:rPr>
+          <w:rFonts w:ascii="Consolas" w:hAnsi="Consolas" w:eastAsia="Consolas"/>
+          <w:sz w:val="18"/>
+        </w:rPr>
+        <w:t xml:space="preserve">            {request_fdiv, request_fmult, request_fsub, request_fadd} = sel;</w:t>
+      </w:r>
+      <w:r>
+        <w:br/>
+      </w:r>
+      <w:r>
+        <w:rPr>
+          <w:rFonts w:ascii="Consolas" w:hAnsi="Consolas" w:eastAsia="Consolas"/>
+          <w:sz w:val="18"/>
+        </w:rPr>
+        <w:t xml:space="preserve">            @(negedge clk);</w:t>
+      </w:r>
+      <w:r>
+        <w:br/>
+      </w:r>
+      <w:r>
+        <w:rPr>
+          <w:rFonts w:ascii="Consolas" w:hAnsi="Consolas" w:eastAsia="Consolas"/>
+          <w:sz w:val="18"/>
+        </w:rPr>
+        <w:t xml:space="preserve">            {request_fdiv, request_fmult, request_fsub, request_fadd} = 4'b0000;</w:t>
+      </w:r>
+      <w:r>
+        <w:br/>
+      </w:r>
+      <w:r>
+        <w:rPr>
+          <w:rFonts w:ascii="Consolas" w:hAnsi="Consolas" w:eastAsia="Consolas"/>
+          <w:sz w:val="18"/>
+        </w:rPr>
+      </w:r>
+      <w:r>
+        <w:br/>
+      </w:r>
+      <w:r>
+        <w:rPr>
+          <w:rFonts w:ascii="Consolas" w:hAnsi="Consolas" w:eastAsia="Consolas"/>
+          <w:sz w:val="18"/>
+        </w:rPr>
+        <w:t xml:space="preserve">            // wait until controller finishes (back to idle), with timeout</w:t>
+      </w:r>
+      <w:r>
+        <w:br/>
+      </w:r>
+      <w:r>
+        <w:rPr>
+          <w:rFonts w:ascii="Consolas" w:hAnsi="Consolas" w:eastAsia="Consolas"/>
+          <w:sz w:val="18"/>
+        </w:rPr>
+        <w:t xml:space="preserve">            guard = 0;</w:t>
+      </w:r>
+      <w:r>
+        <w:br/>
+      </w:r>
+      <w:r>
+        <w:rPr>
+          <w:rFonts w:ascii="Consolas" w:hAnsi="Consolas" w:eastAsia="Consolas"/>
+          <w:sz w:val="18"/>
+        </w:rPr>
+        <w:t xml:space="preserve">            @(posedge clk);                       // enter S_RUN</w:t>
+      </w:r>
+      <w:r>
+        <w:br/>
+      </w:r>
+      <w:r>
+        <w:rPr>
+          <w:rFonts w:ascii="Consolas" w:hAnsi="Consolas" w:eastAsia="Consolas"/>
+          <w:sz w:val="18"/>
+        </w:rPr>
+        <w:t xml:space="preserve">            while (uut.state !== 1'b0 &amp;&amp; guard &lt; 2000) begin</w:t>
+      </w:r>
+      <w:r>
+        <w:br/>
+      </w:r>
+      <w:r>
+        <w:rPr>
+          <w:rFonts w:ascii="Consolas" w:hAnsi="Consolas" w:eastAsia="Consolas"/>
+          <w:sz w:val="18"/>
+        </w:rPr>
+        <w:t xml:space="preserve">                @(posedge clk);</w:t>
+      </w:r>
+      <w:r>
+        <w:br/>
+      </w:r>
+      <w:r>
+        <w:rPr>
+          <w:rFonts w:ascii="Consolas" w:hAnsi="Consolas" w:eastAsia="Consolas"/>
+          <w:sz w:val="18"/>
+        </w:rPr>
+        <w:t xml:space="preserve">                guard = guard + 1;</w:t>
+      </w:r>
+      <w:r>
+        <w:br/>
+      </w:r>
+      <w:r>
+        <w:rPr>
+          <w:rFonts w:ascii="Consolas" w:hAnsi="Consolas" w:eastAsia="Consolas"/>
+          <w:sz w:val="18"/>
+        </w:rPr>
+        <w:t xml:space="preserve">            end</w:t>
+      </w:r>
+      <w:r>
+        <w:br/>
+      </w:r>
+      <w:r>
+        <w:rPr>
+          <w:rFonts w:ascii="Consolas" w:hAnsi="Consolas" w:eastAsia="Consolas"/>
+          <w:sz w:val="18"/>
+        </w:rPr>
+        <w:t xml:space="preserve">            @(posedge clk);                       // let var_z settle</w:t>
+      </w:r>
+      <w:r>
+        <w:br/>
+      </w:r>
+      <w:r>
+        <w:rPr>
+          <w:rFonts w:ascii="Consolas" w:hAnsi="Consolas" w:eastAsia="Consolas"/>
+          <w:sz w:val="18"/>
+        </w:rPr>
+      </w:r>
+      <w:r>
+        <w:br/>
+      </w:r>
+      <w:r>
+        <w:rPr>
+          <w:rFonts w:ascii="Consolas" w:hAnsi="Consolas" w:eastAsia="Consolas"/>
+          <w:sz w:val="18"/>
+        </w:rPr>
+        <w:t xml:space="preserve">            if (var_z === expected)</w:t>
+      </w:r>
+      <w:r>
+        <w:br/>
+      </w:r>
+      <w:r>
+        <w:rPr>
+          <w:rFonts w:ascii="Consolas" w:hAnsi="Consolas" w:eastAsia="Consolas"/>
+          <w:sz w:val="18"/>
+        </w:rPr>
+        <w:t xml:space="preserve">                $display("  [PASS] %0s : var_z = 32'h%08X (%0d cycles)", name, var_z, guard);</w:t>
+      </w:r>
+      <w:r>
+        <w:br/>
+      </w:r>
+      <w:r>
+        <w:rPr>
+          <w:rFonts w:ascii="Consolas" w:hAnsi="Consolas" w:eastAsia="Consolas"/>
+          <w:sz w:val="18"/>
+        </w:rPr>
+        <w:t xml:space="preserve">            else begin</w:t>
+      </w:r>
+      <w:r>
+        <w:br/>
+      </w:r>
+      <w:r>
+        <w:rPr>
+          <w:rFonts w:ascii="Consolas" w:hAnsi="Consolas" w:eastAsia="Consolas"/>
+          <w:sz w:val="18"/>
+        </w:rPr>
+        <w:t xml:space="preserve">                $display("  [FAIL] %0s : var_z = 32'h%08X , expected 32'h%08X", name, var_z, expected);</w:t>
+      </w:r>
+      <w:r>
+        <w:br/>
+      </w:r>
+      <w:r>
+        <w:rPr>
+          <w:rFonts w:ascii="Consolas" w:hAnsi="Consolas" w:eastAsia="Consolas"/>
+          <w:sz w:val="18"/>
+        </w:rPr>
+        <w:t xml:space="preserve">                errors = errors + 1;</w:t>
+      </w:r>
+      <w:r>
+        <w:br/>
+      </w:r>
+      <w:r>
+        <w:rPr>
+          <w:rFonts w:ascii="Consolas" w:hAnsi="Consolas" w:eastAsia="Consolas"/>
+          <w:sz w:val="18"/>
+        </w:rPr>
+        <w:t xml:space="preserve">            end</w:t>
+      </w:r>
+      <w:r>
+        <w:br/>
+      </w:r>
+      <w:r>
+        <w:rPr>
+          <w:rFonts w:ascii="Consolas" w:hAnsi="Consolas" w:eastAsia="Consolas"/>
+          <w:sz w:val="18"/>
+        </w:rPr>
+        <w:t xml:space="preserve">        end</w:t>
+      </w:r>
+      <w:r>
+        <w:br/>
+      </w:r>
+      <w:r>
+        <w:rPr>
+          <w:rFonts w:ascii="Consolas" w:hAnsi="Consolas" w:eastAsia="Consolas"/>
+          <w:sz w:val="18"/>
+        </w:rPr>
+        <w:t xml:space="preserve">    endtask</w:t>
+      </w:r>
+      <w:r>
+        <w:br/>
+      </w:r>
+      <w:r>
+        <w:rPr>
+          <w:rFonts w:ascii="Consolas" w:hAnsi="Consolas" w:eastAsia="Consolas"/>
+          <w:sz w:val="18"/>
+        </w:rPr>
+      </w:r>
+      <w:r>
+        <w:br/>
+      </w:r>
+      <w:r>
+        <w:rPr>
+          <w:rFonts w:ascii="Consolas" w:hAnsi="Consolas" w:eastAsia="Consolas"/>
+          <w:sz w:val="18"/>
+        </w:rPr>
+        <w:t xml:space="preserve">    initial begin</w:t>
+      </w:r>
+      <w:r>
+        <w:br/>
+      </w:r>
+      <w:r>
+        <w:rPr>
+          <w:rFonts w:ascii="Consolas" w:hAnsi="Consolas" w:eastAsia="Consolas"/>
+          <w:sz w:val="18"/>
+        </w:rPr>
+        <w:t xml:space="preserve">        // reset</w:t>
+      </w:r>
+      <w:r>
+        <w:br/>
+      </w:r>
+      <w:r>
+        <w:rPr>
+          <w:rFonts w:ascii="Consolas" w:hAnsi="Consolas" w:eastAsia="Consolas"/>
+          <w:sz w:val="18"/>
+        </w:rPr>
+        <w:t xml:space="preserve">        rstnn = 1'b0;</w:t>
+      </w:r>
+      <w:r>
+        <w:br/>
+      </w:r>
+      <w:r>
+        <w:rPr>
+          <w:rFonts w:ascii="Consolas" w:hAnsi="Consolas" w:eastAsia="Consolas"/>
+          <w:sz w:val="18"/>
+        </w:rPr>
+        <w:t xml:space="preserve">        var_x = X; var_y = Y;</w:t>
+      </w:r>
+      <w:r>
+        <w:br/>
+      </w:r>
+      <w:r>
+        <w:rPr>
+          <w:rFonts w:ascii="Consolas" w:hAnsi="Consolas" w:eastAsia="Consolas"/>
+          <w:sz w:val="18"/>
+        </w:rPr>
+        <w:t xml:space="preserve">        {request_fdiv, request_fmult, request_fsub, request_fadd} = 4'b0000;</w:t>
+      </w:r>
+      <w:r>
+        <w:br/>
+      </w:r>
+      <w:r>
+        <w:rPr>
+          <w:rFonts w:ascii="Consolas" w:hAnsi="Consolas" w:eastAsia="Consolas"/>
+          <w:sz w:val="18"/>
+        </w:rPr>
+        <w:t xml:space="preserve">        repeat (4) @(posedge clk);</w:t>
+      </w:r>
+      <w:r>
+        <w:br/>
+      </w:r>
+      <w:r>
+        <w:rPr>
+          <w:rFonts w:ascii="Consolas" w:hAnsi="Consolas" w:eastAsia="Consolas"/>
+          <w:sz w:val="18"/>
+        </w:rPr>
+        <w:t xml:space="preserve">        rstnn = 1'b1;</w:t>
+      </w:r>
+      <w:r>
+        <w:br/>
+      </w:r>
+      <w:r>
+        <w:rPr>
+          <w:rFonts w:ascii="Consolas" w:hAnsi="Consolas" w:eastAsia="Consolas"/>
+          <w:sz w:val="18"/>
+        </w:rPr>
+        <w:t xml:space="preserve">        repeat (2) @(posedge clk);</w:t>
+      </w:r>
+      <w:r>
+        <w:br/>
+      </w:r>
+      <w:r>
+        <w:rPr>
+          <w:rFonts w:ascii="Consolas" w:hAnsi="Consolas" w:eastAsia="Consolas"/>
+          <w:sz w:val="18"/>
+        </w:rPr>
+      </w:r>
+      <w:r>
+        <w:br/>
+      </w:r>
+      <w:r>
+        <w:rPr>
+          <w:rFonts w:ascii="Consolas" w:hAnsi="Consolas" w:eastAsia="Consolas"/>
+          <w:sz w:val="18"/>
+        </w:rPr>
+        <w:t xml:space="preserve">        $display("=== fpu_top RTL simulation : x=32'h%08X (14.53), y=32'h%08X (87.91) ===", X, Y);</w:t>
+      </w:r>
+      <w:r>
+        <w:br/>
+      </w:r>
+      <w:r>
+        <w:rPr>
+          <w:rFonts w:ascii="Consolas" w:hAnsi="Consolas" w:eastAsia="Consolas"/>
+          <w:sz w:val="18"/>
+        </w:rPr>
+      </w:r>
+      <w:r>
+        <w:br/>
+      </w:r>
+      <w:r>
+        <w:rPr>
+          <w:rFonts w:ascii="Consolas" w:hAnsi="Consolas" w:eastAsia="Consolas"/>
+          <w:sz w:val="18"/>
+        </w:rPr>
+        <w:t xml:space="preserve">        do_op(4'b0001, EXP_ADD, "fadd  (x+y)");</w:t>
+      </w:r>
+      <w:r>
+        <w:br/>
+      </w:r>
+      <w:r>
+        <w:rPr>
+          <w:rFonts w:ascii="Consolas" w:hAnsi="Consolas" w:eastAsia="Consolas"/>
+          <w:sz w:val="18"/>
+        </w:rPr>
+        <w:t xml:space="preserve">        do_op(4'b0010, EXP_SUB, "fsub  (x-y)");</w:t>
+      </w:r>
+      <w:r>
+        <w:br/>
+      </w:r>
+      <w:r>
+        <w:rPr>
+          <w:rFonts w:ascii="Consolas" w:hAnsi="Consolas" w:eastAsia="Consolas"/>
+          <w:sz w:val="18"/>
+        </w:rPr>
+        <w:t xml:space="preserve">        do_op(4'b0100, EXP_MUL, "fmult (x*y)");</w:t>
+      </w:r>
+      <w:r>
+        <w:br/>
+      </w:r>
+      <w:r>
+        <w:rPr>
+          <w:rFonts w:ascii="Consolas" w:hAnsi="Consolas" w:eastAsia="Consolas"/>
+          <w:sz w:val="18"/>
+        </w:rPr>
+        <w:t xml:space="preserve">        do_op(4'b1000, EXP_DIV, "fdiv  (x/y)");</w:t>
+      </w:r>
+      <w:r>
+        <w:br/>
+      </w:r>
+      <w:r>
+        <w:rPr>
+          <w:rFonts w:ascii="Consolas" w:hAnsi="Consolas" w:eastAsia="Consolas"/>
+          <w:sz w:val="18"/>
+        </w:rPr>
+      </w:r>
+      <w:r>
+        <w:br/>
+      </w:r>
+      <w:r>
+        <w:rPr>
+          <w:rFonts w:ascii="Consolas" w:hAnsi="Consolas" w:eastAsia="Consolas"/>
+          <w:sz w:val="18"/>
+        </w:rPr>
+        <w:t xml:space="preserve">        $display("=== DONE : %0d error(s) ===", errors);</w:t>
+      </w:r>
+      <w:r>
+        <w:br/>
+      </w:r>
+      <w:r>
+        <w:rPr>
+          <w:rFonts w:ascii="Consolas" w:hAnsi="Consolas" w:eastAsia="Consolas"/>
+          <w:sz w:val="18"/>
+        </w:rPr>
+        <w:t xml:space="preserve">        if (errors == 0) $display("RESULT: ALL TESTS PASSED");</w:t>
+      </w:r>
+      <w:r>
+        <w:br/>
+      </w:r>
+      <w:r>
+        <w:rPr>
+          <w:rFonts w:ascii="Consolas" w:hAnsi="Consolas" w:eastAsia="Consolas"/>
+          <w:sz w:val="18"/>
+        </w:rPr>
+        <w:t xml:space="preserve">        else             $display("RESULT: %0d TEST(S) FAILED", errors);</w:t>
+      </w:r>
+      <w:r>
+        <w:br/>
+      </w:r>
+      <w:r>
+        <w:rPr>
+          <w:rFonts w:ascii="Consolas" w:hAnsi="Consolas" w:eastAsia="Consolas"/>
+          <w:sz w:val="18"/>
+        </w:rPr>
+        <w:t xml:space="preserve">        $finish;</w:t>
+      </w:r>
+      <w:r>
+        <w:br/>
+      </w:r>
+      <w:r>
+        <w:rPr>
+          <w:rFonts w:ascii="Consolas" w:hAnsi="Consolas" w:eastAsia="Consolas"/>
+          <w:sz w:val="18"/>
+        </w:rPr>
+        <w:t xml:space="preserve">    end</w:t>
+      </w:r>
+      <w:r>
+        <w:br/>
+      </w:r>
+      <w:r>
+        <w:rPr>
+          <w:rFonts w:ascii="Consolas" w:hAnsi="Consolas" w:eastAsia="Consolas"/>
+          <w:sz w:val="18"/>
+        </w:rPr>
+      </w:r>
+      <w:r>
+        <w:br/>
+      </w:r>
+      <w:r>
+        <w:rPr>
+          <w:rFonts w:ascii="Consolas" w:hAnsi="Consolas" w:eastAsia="Consolas"/>
+          <w:sz w:val="18"/>
+        </w:rPr>
+        <w:t xml:space="preserve">    // global safety timeout</w:t>
+      </w:r>
+      <w:r>
+        <w:br/>
+      </w:r>
+      <w:r>
+        <w:rPr>
+          <w:rFonts w:ascii="Consolas" w:hAnsi="Consolas" w:eastAsia="Consolas"/>
+          <w:sz w:val="18"/>
+        </w:rPr>
+        <w:t xml:space="preserve">    initial begin</w:t>
+      </w:r>
+      <w:r>
+        <w:br/>
+      </w:r>
+      <w:r>
+        <w:rPr>
+          <w:rFonts w:ascii="Consolas" w:hAnsi="Consolas" w:eastAsia="Consolas"/>
+          <w:sz w:val="18"/>
+        </w:rPr>
+        <w:t xml:space="preserve">        #200000;</w:t>
+      </w:r>
+      <w:r>
+        <w:br/>
+      </w:r>
+      <w:r>
+        <w:rPr>
+          <w:rFonts w:ascii="Consolas" w:hAnsi="Consolas" w:eastAsia="Consolas"/>
+          <w:sz w:val="18"/>
+        </w:rPr>
+        <w:t xml:space="preserve">        $display("RESULT: TIMEOUT");</w:t>
+      </w:r>
+      <w:r>
+        <w:br/>
+      </w:r>
+      <w:r>
+        <w:rPr>
+          <w:rFonts w:ascii="Consolas" w:hAnsi="Consolas" w:eastAsia="Consolas"/>
+          <w:sz w:val="18"/>
+        </w:rPr>
+        <w:t xml:space="preserve">        $finish;</w:t>
+      </w:r>
+      <w:r>
+        <w:br/>
+      </w:r>
+      <w:r>
+        <w:rPr>
+          <w:rFonts w:ascii="Consolas" w:hAnsi="Consolas" w:eastAsia="Consolas"/>
+          <w:sz w:val="18"/>
+        </w:rPr>
+        <w:t xml:space="preserve">    end</w:t>
+      </w:r>
+      <w:r>
+        <w:br/>
+      </w:r>
+      <w:r>
+        <w:rPr>
+          <w:rFonts w:ascii="Consolas" w:hAnsi="Consolas" w:eastAsia="Consolas"/>
+          <w:sz w:val="18"/>
+        </w:rPr>
+      </w:r>
+      <w:r>
+        <w:br/>
+      </w:r>
+      <w:r>
+        <w:rPr>
+          <w:rFonts w:ascii="Consolas" w:hAnsi="Consolas" w:eastAsia="Consolas"/>
+          <w:sz w:val="18"/>
+        </w:rPr>
+        <w:t>endmodule</w:t>
+      </w:r>
+      <w:r>
+        <w:br/>
+      </w:r>
+      <w:r>
+        <w:rPr>
+          <w:rFonts w:ascii="Consolas" w:hAnsi="Consolas" w:eastAsia="Consolas"/>
+          <w:sz w:val="18"/>
+        </w:rPr>
       </w:r>
     </w:p>
     <w:p>
@@ -479,7 +3224,7 @@
           <w:rFonts w:ascii="Malgun Gothic" w:hAnsi="Malgun Gothic" w:eastAsia="Malgun Gothic"/>
           <w:sz w:val="20"/>
         </w:rPr>
-        <w:t>Git Bash에서: cd /c/k-means-clustering</w:t>
+        <w:t>VSCode PowerShell 터미널에서: cd C:\k-means-clustering</w:t>
       </w:r>
     </w:p>
     <w:p>
@@ -491,7 +3236,7 @@
           <w:rFonts w:ascii="Malgun Gothic" w:hAnsi="Malgun Gothic" w:eastAsia="Malgun Gothic"/>
           <w:sz w:val="20"/>
         </w:rPr>
-        <w:t>bash hardware/sim/run.sh</w:t>
+        <w:t>.\hardware\sim\run.ps1</w:t>
       </w:r>
     </w:p>
     <w:p>
@@ -503,7 +3248,19 @@
           <w:rFonts w:ascii="Malgun Gothic" w:hAnsi="Malgun Gothic" w:eastAsia="Malgun Gothic"/>
           <w:sz w:val="20"/>
         </w:rPr>
-        <w:t>→ 콘솔에 fadd/fsub/fmult/fdiv ... PASS 출력. 콘솔 창 전체를 캡쳐.</w:t>
+        <w:t>→ [PASS] fadd/fsub/fmult/fdiv ... 와 RESULT: ALL TESTS PASSED 출력. 콘솔 전체 캡쳐.</w:t>
+      </w:r>
+    </w:p>
+    <w:p>
+      <w:pPr>
+        <w:pStyle w:val="ListBullet"/>
+      </w:pPr>
+      <w:r>
+        <w:rPr>
+          <w:rFonts w:ascii="Malgun Gothic" w:hAnsi="Malgun Gothic" w:eastAsia="Malgun Gothic"/>
+          <w:sz w:val="20"/>
+        </w:rPr>
+        <w:t>주의: bash hardware/sim/run.sh 는 WSL bash에서 깨짐(iverilog 없음+CRLF). PowerShell run.ps1 사용(또는 Git Bash).</w:t>
       </w:r>
     </w:p>
     <w:p/>
@@ -719,6 +3476,973 @@
       </w:r>
     </w:p>
     <w:p>
+      <w:r>
+        <w:rPr>
+          <w:rFonts w:ascii="Malgun Gothic" w:hAnsi="Malgun Gothic" w:eastAsia="Malgun Gothic"/>
+          <w:b w:val="0"/>
+          <w:i/>
+        </w:rPr>
+        <w:t>아래는 IP_TOP.v에서 작성한(빈칸을 채운) 부분이다. (0xC/0x10 연산 요청 디코드는 스켈레톤의 case문에서 처리됨)</w:t>
+      </w:r>
+    </w:p>
+    <w:p>
+      <w:pPr>
+        <w:pStyle w:val="Heading3"/>
+      </w:pPr>
+      <w:r>
+        <w:rPr>
+          <w:rFonts w:ascii="Malgun Gothic" w:hAnsi="Malgun Gothic" w:eastAsia="Malgun Gothic"/>
+          <w:color w:val="000000"/>
+        </w:rPr>
+        <w:t>① FPU 연동 신호 선언</w:t>
+      </w:r>
+    </w:p>
+    <w:p>
+      <w:pPr>
+        <w:spacing w:after="80"/>
+        <w:ind w:left="227"/>
+      </w:pPr>
+      <w:r>
+        <w:rPr>
+          <w:rFonts w:ascii="Consolas" w:hAnsi="Consolas" w:eastAsia="Consolas"/>
+          <w:sz w:val="18"/>
+        </w:rPr>
+        <w:t>reg request_fadd;</w:t>
+      </w:r>
+      <w:r>
+        <w:br/>
+      </w:r>
+      <w:r>
+        <w:rPr>
+          <w:rFonts w:ascii="Consolas" w:hAnsi="Consolas" w:eastAsia="Consolas"/>
+          <w:sz w:val="18"/>
+        </w:rPr>
+        <w:t>reg request_fsub;</w:t>
+      </w:r>
+      <w:r>
+        <w:br/>
+      </w:r>
+      <w:r>
+        <w:rPr>
+          <w:rFonts w:ascii="Consolas" w:hAnsi="Consolas" w:eastAsia="Consolas"/>
+          <w:sz w:val="18"/>
+        </w:rPr>
+        <w:t>reg request_fmult;</w:t>
+      </w:r>
+      <w:r>
+        <w:br/>
+      </w:r>
+      <w:r>
+        <w:rPr>
+          <w:rFonts w:ascii="Consolas" w:hAnsi="Consolas" w:eastAsia="Consolas"/>
+          <w:sz w:val="18"/>
+        </w:rPr>
+        <w:t>reg request_fdiv;</w:t>
+      </w:r>
+      <w:r>
+        <w:br/>
+      </w:r>
+      <w:r>
+        <w:rPr>
+          <w:rFonts w:ascii="Consolas" w:hAnsi="Consolas" w:eastAsia="Consolas"/>
+          <w:sz w:val="18"/>
+        </w:rPr>
+      </w:r>
+      <w:r>
+        <w:br/>
+      </w:r>
+      <w:r>
+        <w:rPr>
+          <w:rFonts w:ascii="Consolas" w:hAnsi="Consolas" w:eastAsia="Consolas"/>
+          <w:sz w:val="18"/>
+        </w:rPr>
+        <w:t>reg rpready_set;</w:t>
+      </w:r>
+      <w:r>
+        <w:br/>
+      </w:r>
+      <w:r>
+        <w:rPr>
+          <w:rFonts w:ascii="Consolas" w:hAnsi="Consolas" w:eastAsia="Consolas"/>
+          <w:sz w:val="18"/>
+        </w:rPr>
+        <w:t>/* ---- FPU integration signals (filled in) ---- */</w:t>
+      </w:r>
+      <w:r>
+        <w:br/>
+      </w:r>
+      <w:r>
+        <w:rPr>
+          <w:rFonts w:ascii="Consolas" w:hAnsi="Consolas" w:eastAsia="Consolas"/>
+          <w:sz w:val="18"/>
+        </w:rPr>
+        <w:t>wire [32-1:0] fpu_z;       // result from fpu_top</w:t>
+      </w:r>
+      <w:r>
+        <w:br/>
+      </w:r>
+      <w:r>
+        <w:rPr>
+          <w:rFonts w:ascii="Consolas" w:hAnsi="Consolas" w:eastAsia="Consolas"/>
+          <w:sz w:val="18"/>
+        </w:rPr>
+        <w:t>wire          fpu_done;    // 1-cycle pulse when fpu_top result is ready</w:t>
+      </w:r>
+      <w:r>
+        <w:br/>
+      </w:r>
+      <w:r>
+        <w:rPr>
+          <w:rFonts w:ascii="Consolas" w:hAnsi="Consolas" w:eastAsia="Consolas"/>
+          <w:sz w:val="18"/>
+        </w:rPr>
+        <w:t>wire          any_req  = request_fadd | request_fsub | request_fmult | request_fdiv;</w:t>
+      </w:r>
+      <w:r>
+        <w:br/>
+      </w:r>
+      <w:r>
+        <w:rPr>
+          <w:rFonts w:ascii="Consolas" w:hAnsi="Consolas" w:eastAsia="Consolas"/>
+          <w:sz w:val="18"/>
+        </w:rPr>
+        <w:t>wire          op_addr  = (addr_offset==8'h C) | (addr_offset==8'h 10);</w:t>
+      </w:r>
+      <w:r>
+        <w:br/>
+      </w:r>
+      <w:r>
+        <w:rPr>
+          <w:rFonts w:ascii="Consolas" w:hAnsi="Consolas" w:eastAsia="Consolas"/>
+          <w:sz w:val="18"/>
+        </w:rPr>
+        <w:t>reg           busy;        // an FPU operation is in progress</w:t>
+      </w:r>
+      <w:r>
+        <w:br/>
+      </w:r>
+      <w:r>
+        <w:rPr>
+          <w:rFonts w:ascii="Consolas" w:hAnsi="Consolas" w:eastAsia="Consolas"/>
+          <w:sz w:val="18"/>
+        </w:rPr>
+        <w:t>reg           op_serviced; // op-address access already produced its result (avoid re-trigger)</w:t>
+      </w:r>
+      <w:r>
+        <w:br/>
+      </w:r>
+      <w:r>
+        <w:rPr>
+          <w:rFonts w:ascii="Consolas" w:hAnsi="Consolas" w:eastAsia="Consolas"/>
+          <w:sz w:val="18"/>
+        </w:rPr>
+        <w:t>reg           fpu_req_fadd, fpu_req_fsub, fpu_req_fmult, fpu_req_fdiv; // 1-cycle start pulses</w:t>
+      </w:r>
+    </w:p>
+    <w:p>
+      <w:pPr>
+        <w:pStyle w:val="Heading3"/>
+      </w:pPr>
+      <w:r>
+        <w:rPr>
+          <w:rFonts w:ascii="Malgun Gothic" w:hAnsi="Malgun Gothic" w:eastAsia="Malgun Gothic"/>
+          <w:color w:val="000000"/>
+        </w:rPr>
+        <w:t>② var_z에 FPU 결과 반영 (fpu_done 시 적재)</w:t>
+      </w:r>
+    </w:p>
+    <w:p>
+      <w:pPr>
+        <w:spacing w:after="80"/>
+        <w:ind w:left="227"/>
+      </w:pPr>
+      <w:r>
+        <w:rPr>
+          <w:rFonts w:ascii="Consolas" w:hAnsi="Consolas" w:eastAsia="Consolas"/>
+          <w:sz w:val="18"/>
+        </w:rPr>
+        <w:t>always@(posedge clk, negedge rstnn)</w:t>
+      </w:r>
+      <w:r>
+        <w:br/>
+      </w:r>
+      <w:r>
+        <w:rPr>
+          <w:rFonts w:ascii="Consolas" w:hAnsi="Consolas" w:eastAsia="Consolas"/>
+          <w:sz w:val="18"/>
+        </w:rPr>
+        <w:t>begin</w:t>
+      </w:r>
+      <w:r>
+        <w:br/>
+      </w:r>
+      <w:r>
+        <w:rPr>
+          <w:rFonts w:ascii="Consolas" w:hAnsi="Consolas" w:eastAsia="Consolas"/>
+          <w:sz w:val="18"/>
+        </w:rPr>
+        <w:tab/>
+        <w:t>if(rstnn==0)</w:t>
+      </w:r>
+      <w:r>
+        <w:br/>
+      </w:r>
+      <w:r>
+        <w:rPr>
+          <w:rFonts w:ascii="Consolas" w:hAnsi="Consolas" w:eastAsia="Consolas"/>
+          <w:sz w:val="18"/>
+        </w:rPr>
+        <w:tab/>
+        <w:tab/>
+        <w:t>var_z &lt;= 0;</w:t>
+      </w:r>
+      <w:r>
+        <w:br/>
+      </w:r>
+      <w:r>
+        <w:rPr>
+          <w:rFonts w:ascii="Consolas" w:hAnsi="Consolas" w:eastAsia="Consolas"/>
+          <w:sz w:val="18"/>
+        </w:rPr>
+        <w:tab/>
+        <w:t>else if(we_z==1'b 1)</w:t>
+      </w:r>
+      <w:r>
+        <w:br/>
+      </w:r>
+      <w:r>
+        <w:rPr>
+          <w:rFonts w:ascii="Consolas" w:hAnsi="Consolas" w:eastAsia="Consolas"/>
+          <w:sz w:val="18"/>
+        </w:rPr>
+        <w:tab/>
+        <w:tab/>
+        <w:t>var_z &lt;= rpwdata;</w:t>
+      </w:r>
+      <w:r>
+        <w:br/>
+      </w:r>
+      <w:r>
+        <w:rPr>
+          <w:rFonts w:ascii="Consolas" w:hAnsi="Consolas" w:eastAsia="Consolas"/>
+          <w:sz w:val="18"/>
+        </w:rPr>
+        <w:tab/>
+        <w:t>else if(fpu_done)            // FPU operation finished: capture result</w:t>
+      </w:r>
+      <w:r>
+        <w:br/>
+      </w:r>
+      <w:r>
+        <w:rPr>
+          <w:rFonts w:ascii="Consolas" w:hAnsi="Consolas" w:eastAsia="Consolas"/>
+          <w:sz w:val="18"/>
+        </w:rPr>
+        <w:tab/>
+        <w:tab/>
+        <w:t>var_z &lt;= fpu_z;</w:t>
+      </w:r>
+      <w:r>
+        <w:br/>
+      </w:r>
+      <w:r>
+        <w:rPr>
+          <w:rFonts w:ascii="Consolas" w:hAnsi="Consolas" w:eastAsia="Consolas"/>
+          <w:sz w:val="18"/>
+        </w:rPr>
+        <w:t>end</w:t>
+      </w:r>
+    </w:p>
+    <w:p>
+      <w:pPr>
+        <w:pStyle w:val="Heading3"/>
+      </w:pPr>
+      <w:r>
+        <w:rPr>
+          <w:rFonts w:ascii="Malgun Gothic" w:hAnsi="Malgun Gothic" w:eastAsia="Malgun Gothic"/>
+          <w:color w:val="000000"/>
+        </w:rPr>
+        <w:t>③ start-pulse/busy FSM + fpu_top 인스턴스</w:t>
+      </w:r>
+    </w:p>
+    <w:p>
+      <w:pPr>
+        <w:spacing w:after="80"/>
+        <w:ind w:left="227"/>
+      </w:pPr>
+      <w:r>
+        <w:rPr>
+          <w:rFonts w:ascii="Consolas" w:hAnsi="Consolas" w:eastAsia="Consolas"/>
+          <w:sz w:val="18"/>
+        </w:rPr>
+        <w:t>/* ---- start-pulse / busy control + fpu_top instance (filled in) ---- */</w:t>
+      </w:r>
+      <w:r>
+        <w:br/>
+      </w:r>
+      <w:r>
+        <w:rPr>
+          <w:rFonts w:ascii="Consolas" w:hAnsi="Consolas" w:eastAsia="Consolas"/>
+          <w:sz w:val="18"/>
+        </w:rPr>
+        <w:t>// Convert the (level-held, during APB wait) request into a 1-cycle start</w:t>
+      </w:r>
+      <w:r>
+        <w:br/>
+      </w:r>
+      <w:r>
+        <w:rPr>
+          <w:rFonts w:ascii="Consolas" w:hAnsi="Consolas" w:eastAsia="Consolas"/>
+          <w:sz w:val="18"/>
+        </w:rPr>
+        <w:t>// pulse for fpu_top, and keep 'busy' asserted until the result is ready.</w:t>
+      </w:r>
+      <w:r>
+        <w:br/>
+      </w:r>
+      <w:r>
+        <w:rPr>
+          <w:rFonts w:ascii="Consolas" w:hAnsi="Consolas" w:eastAsia="Consolas"/>
+          <w:sz w:val="18"/>
+        </w:rPr>
+        <w:t>// op_serviced prevents re-triggering the same op while the APB access that</w:t>
+      </w:r>
+      <w:r>
+        <w:br/>
+      </w:r>
+      <w:r>
+        <w:rPr>
+          <w:rFonts w:ascii="Consolas" w:hAnsi="Consolas" w:eastAsia="Consolas"/>
+          <w:sz w:val="18"/>
+        </w:rPr>
+        <w:t>// launched it is still being completed.</w:t>
+      </w:r>
+      <w:r>
+        <w:br/>
+      </w:r>
+      <w:r>
+        <w:rPr>
+          <w:rFonts w:ascii="Consolas" w:hAnsi="Consolas" w:eastAsia="Consolas"/>
+          <w:sz w:val="18"/>
+        </w:rPr>
+        <w:t>always@(posedge clk, negedge rstnn)</w:t>
+      </w:r>
+      <w:r>
+        <w:br/>
+      </w:r>
+      <w:r>
+        <w:rPr>
+          <w:rFonts w:ascii="Consolas" w:hAnsi="Consolas" w:eastAsia="Consolas"/>
+          <w:sz w:val="18"/>
+        </w:rPr>
+        <w:t>begin</w:t>
+      </w:r>
+      <w:r>
+        <w:br/>
+      </w:r>
+      <w:r>
+        <w:rPr>
+          <w:rFonts w:ascii="Consolas" w:hAnsi="Consolas" w:eastAsia="Consolas"/>
+          <w:sz w:val="18"/>
+        </w:rPr>
+        <w:tab/>
+        <w:t>if(rstnn==0)</w:t>
+      </w:r>
+      <w:r>
+        <w:br/>
+      </w:r>
+      <w:r>
+        <w:rPr>
+          <w:rFonts w:ascii="Consolas" w:hAnsi="Consolas" w:eastAsia="Consolas"/>
+          <w:sz w:val="18"/>
+        </w:rPr>
+        <w:tab/>
+        <w:t>begin</w:t>
+      </w:r>
+      <w:r>
+        <w:br/>
+      </w:r>
+      <w:r>
+        <w:rPr>
+          <w:rFonts w:ascii="Consolas" w:hAnsi="Consolas" w:eastAsia="Consolas"/>
+          <w:sz w:val="18"/>
+        </w:rPr>
+        <w:tab/>
+        <w:tab/>
+        <w:t>busy         &lt;= 0;</w:t>
+      </w:r>
+      <w:r>
+        <w:br/>
+      </w:r>
+      <w:r>
+        <w:rPr>
+          <w:rFonts w:ascii="Consolas" w:hAnsi="Consolas" w:eastAsia="Consolas"/>
+          <w:sz w:val="18"/>
+        </w:rPr>
+        <w:tab/>
+        <w:tab/>
+        <w:t>op_serviced  &lt;= 0;</w:t>
+      </w:r>
+      <w:r>
+        <w:br/>
+      </w:r>
+      <w:r>
+        <w:rPr>
+          <w:rFonts w:ascii="Consolas" w:hAnsi="Consolas" w:eastAsia="Consolas"/>
+          <w:sz w:val="18"/>
+        </w:rPr>
+        <w:tab/>
+        <w:tab/>
+        <w:t>fpu_req_fadd &lt;= 0; fpu_req_fsub &lt;= 0; fpu_req_fmult &lt;= 0; fpu_req_fdiv &lt;= 0;</w:t>
+      </w:r>
+      <w:r>
+        <w:br/>
+      </w:r>
+      <w:r>
+        <w:rPr>
+          <w:rFonts w:ascii="Consolas" w:hAnsi="Consolas" w:eastAsia="Consolas"/>
+          <w:sz w:val="18"/>
+        </w:rPr>
+        <w:tab/>
+        <w:t>end</w:t>
+      </w:r>
+      <w:r>
+        <w:br/>
+      </w:r>
+      <w:r>
+        <w:rPr>
+          <w:rFonts w:ascii="Consolas" w:hAnsi="Consolas" w:eastAsia="Consolas"/>
+          <w:sz w:val="18"/>
+        </w:rPr>
+        <w:tab/>
+        <w:t>else</w:t>
+      </w:r>
+      <w:r>
+        <w:br/>
+      </w:r>
+      <w:r>
+        <w:rPr>
+          <w:rFonts w:ascii="Consolas" w:hAnsi="Consolas" w:eastAsia="Consolas"/>
+          <w:sz w:val="18"/>
+        </w:rPr>
+        <w:tab/>
+        <w:t>begin</w:t>
+      </w:r>
+      <w:r>
+        <w:br/>
+      </w:r>
+      <w:r>
+        <w:rPr>
+          <w:rFonts w:ascii="Consolas" w:hAnsi="Consolas" w:eastAsia="Consolas"/>
+          <w:sz w:val="18"/>
+        </w:rPr>
+        <w:tab/>
+        <w:tab/>
+        <w:t>fpu_req_fadd &lt;= 0; fpu_req_fsub &lt;= 0; fpu_req_fmult &lt;= 0; fpu_req_fdiv &lt;= 0;</w:t>
+      </w:r>
+      <w:r>
+        <w:br/>
+      </w:r>
+      <w:r>
+        <w:rPr>
+          <w:rFonts w:ascii="Consolas" w:hAnsi="Consolas" w:eastAsia="Consolas"/>
+          <w:sz w:val="18"/>
+        </w:rPr>
+        <w:tab/>
+        <w:tab/>
+        <w:t>if(!busy)</w:t>
+      </w:r>
+      <w:r>
+        <w:br/>
+      </w:r>
+      <w:r>
+        <w:rPr>
+          <w:rFonts w:ascii="Consolas" w:hAnsi="Consolas" w:eastAsia="Consolas"/>
+          <w:sz w:val="18"/>
+        </w:rPr>
+        <w:tab/>
+        <w:tab/>
+        <w:t>begin</w:t>
+      </w:r>
+      <w:r>
+        <w:br/>
+      </w:r>
+      <w:r>
+        <w:rPr>
+          <w:rFonts w:ascii="Consolas" w:hAnsi="Consolas" w:eastAsia="Consolas"/>
+          <w:sz w:val="18"/>
+        </w:rPr>
+        <w:tab/>
+        <w:tab/>
+        <w:tab/>
+        <w:t>if(any_req &amp;&amp; !op_serviced)</w:t>
+      </w:r>
+      <w:r>
+        <w:br/>
+      </w:r>
+      <w:r>
+        <w:rPr>
+          <w:rFonts w:ascii="Consolas" w:hAnsi="Consolas" w:eastAsia="Consolas"/>
+          <w:sz w:val="18"/>
+        </w:rPr>
+        <w:tab/>
+        <w:tab/>
+        <w:tab/>
+        <w:t>begin</w:t>
+      </w:r>
+      <w:r>
+        <w:br/>
+      </w:r>
+      <w:r>
+        <w:rPr>
+          <w:rFonts w:ascii="Consolas" w:hAnsi="Consolas" w:eastAsia="Consolas"/>
+          <w:sz w:val="18"/>
+        </w:rPr>
+        <w:tab/>
+        <w:tab/>
+        <w:tab/>
+        <w:tab/>
+        <w:t>busy         &lt;= 1;</w:t>
+      </w:r>
+      <w:r>
+        <w:br/>
+      </w:r>
+      <w:r>
+        <w:rPr>
+          <w:rFonts w:ascii="Consolas" w:hAnsi="Consolas" w:eastAsia="Consolas"/>
+          <w:sz w:val="18"/>
+        </w:rPr>
+        <w:tab/>
+        <w:tab/>
+        <w:tab/>
+        <w:tab/>
+        <w:t>fpu_req_fadd &lt;= request_fadd;</w:t>
+      </w:r>
+      <w:r>
+        <w:br/>
+      </w:r>
+      <w:r>
+        <w:rPr>
+          <w:rFonts w:ascii="Consolas" w:hAnsi="Consolas" w:eastAsia="Consolas"/>
+          <w:sz w:val="18"/>
+        </w:rPr>
+        <w:tab/>
+        <w:tab/>
+        <w:tab/>
+        <w:tab/>
+        <w:t>fpu_req_fsub &lt;= request_fsub;</w:t>
+      </w:r>
+      <w:r>
+        <w:br/>
+      </w:r>
+      <w:r>
+        <w:rPr>
+          <w:rFonts w:ascii="Consolas" w:hAnsi="Consolas" w:eastAsia="Consolas"/>
+          <w:sz w:val="18"/>
+        </w:rPr>
+        <w:tab/>
+        <w:tab/>
+        <w:tab/>
+        <w:tab/>
+        <w:t>fpu_req_fmult&lt;= request_fmult;</w:t>
+      </w:r>
+      <w:r>
+        <w:br/>
+      </w:r>
+      <w:r>
+        <w:rPr>
+          <w:rFonts w:ascii="Consolas" w:hAnsi="Consolas" w:eastAsia="Consolas"/>
+          <w:sz w:val="18"/>
+        </w:rPr>
+        <w:tab/>
+        <w:tab/>
+        <w:tab/>
+        <w:tab/>
+        <w:t>fpu_req_fdiv &lt;= request_fdiv;</w:t>
+      </w:r>
+      <w:r>
+        <w:br/>
+      </w:r>
+      <w:r>
+        <w:rPr>
+          <w:rFonts w:ascii="Consolas" w:hAnsi="Consolas" w:eastAsia="Consolas"/>
+          <w:sz w:val="18"/>
+        </w:rPr>
+        <w:tab/>
+        <w:tab/>
+        <w:tab/>
+        <w:t>end</w:t>
+      </w:r>
+      <w:r>
+        <w:br/>
+      </w:r>
+      <w:r>
+        <w:rPr>
+          <w:rFonts w:ascii="Consolas" w:hAnsi="Consolas" w:eastAsia="Consolas"/>
+          <w:sz w:val="18"/>
+        </w:rPr>
+        <w:tab/>
+        <w:tab/>
+        <w:tab/>
+        <w:t>else if(!any_req)</w:t>
+      </w:r>
+      <w:r>
+        <w:br/>
+      </w:r>
+      <w:r>
+        <w:rPr>
+          <w:rFonts w:ascii="Consolas" w:hAnsi="Consolas" w:eastAsia="Consolas"/>
+          <w:sz w:val="18"/>
+        </w:rPr>
+        <w:tab/>
+        <w:tab/>
+        <w:tab/>
+        <w:tab/>
+        <w:t>op_serviced &lt;= 0;          // access ended: re-arm for next op</w:t>
+      </w:r>
+      <w:r>
+        <w:br/>
+      </w:r>
+      <w:r>
+        <w:rPr>
+          <w:rFonts w:ascii="Consolas" w:hAnsi="Consolas" w:eastAsia="Consolas"/>
+          <w:sz w:val="18"/>
+        </w:rPr>
+        <w:tab/>
+        <w:tab/>
+        <w:t>end</w:t>
+      </w:r>
+      <w:r>
+        <w:br/>
+      </w:r>
+      <w:r>
+        <w:rPr>
+          <w:rFonts w:ascii="Consolas" w:hAnsi="Consolas" w:eastAsia="Consolas"/>
+          <w:sz w:val="18"/>
+        </w:rPr>
+        <w:tab/>
+        <w:tab/>
+        <w:t>else if(fpu_done)</w:t>
+      </w:r>
+      <w:r>
+        <w:br/>
+      </w:r>
+      <w:r>
+        <w:rPr>
+          <w:rFonts w:ascii="Consolas" w:hAnsi="Consolas" w:eastAsia="Consolas"/>
+          <w:sz w:val="18"/>
+        </w:rPr>
+        <w:tab/>
+        <w:tab/>
+        <w:t>begin</w:t>
+      </w:r>
+      <w:r>
+        <w:br/>
+      </w:r>
+      <w:r>
+        <w:rPr>
+          <w:rFonts w:ascii="Consolas" w:hAnsi="Consolas" w:eastAsia="Consolas"/>
+          <w:sz w:val="18"/>
+        </w:rPr>
+        <w:tab/>
+        <w:tab/>
+        <w:tab/>
+        <w:t>busy        &lt;= 0;</w:t>
+      </w:r>
+      <w:r>
+        <w:br/>
+      </w:r>
+      <w:r>
+        <w:rPr>
+          <w:rFonts w:ascii="Consolas" w:hAnsi="Consolas" w:eastAsia="Consolas"/>
+          <w:sz w:val="18"/>
+        </w:rPr>
+        <w:tab/>
+        <w:tab/>
+        <w:tab/>
+        <w:t>op_serviced &lt;= 1;              // result produced for this access</w:t>
+      </w:r>
+      <w:r>
+        <w:br/>
+      </w:r>
+      <w:r>
+        <w:rPr>
+          <w:rFonts w:ascii="Consolas" w:hAnsi="Consolas" w:eastAsia="Consolas"/>
+          <w:sz w:val="18"/>
+        </w:rPr>
+        <w:tab/>
+        <w:tab/>
+        <w:t>end</w:t>
+      </w:r>
+      <w:r>
+        <w:br/>
+      </w:r>
+      <w:r>
+        <w:rPr>
+          <w:rFonts w:ascii="Consolas" w:hAnsi="Consolas" w:eastAsia="Consolas"/>
+          <w:sz w:val="18"/>
+        </w:rPr>
+        <w:tab/>
+        <w:t>end</w:t>
+      </w:r>
+      <w:r>
+        <w:br/>
+      </w:r>
+      <w:r>
+        <w:rPr>
+          <w:rFonts w:ascii="Consolas" w:hAnsi="Consolas" w:eastAsia="Consolas"/>
+          <w:sz w:val="18"/>
+        </w:rPr>
+        <w:t>end</w:t>
+      </w:r>
+      <w:r>
+        <w:br/>
+      </w:r>
+      <w:r>
+        <w:rPr>
+          <w:rFonts w:ascii="Consolas" w:hAnsi="Consolas" w:eastAsia="Consolas"/>
+          <w:sz w:val="18"/>
+        </w:rPr>
+      </w:r>
+      <w:r>
+        <w:br/>
+      </w:r>
+      <w:r>
+        <w:rPr>
+          <w:rFonts w:ascii="Consolas" w:hAnsi="Consolas" w:eastAsia="Consolas"/>
+          <w:sz w:val="18"/>
+        </w:rPr>
+        <w:t>fpu_top u_fpu_top</w:t>
+      </w:r>
+      <w:r>
+        <w:br/>
+      </w:r>
+      <w:r>
+        <w:rPr>
+          <w:rFonts w:ascii="Consolas" w:hAnsi="Consolas" w:eastAsia="Consolas"/>
+          <w:sz w:val="18"/>
+        </w:rPr>
+        <w:t>(</w:t>
+      </w:r>
+      <w:r>
+        <w:br/>
+      </w:r>
+      <w:r>
+        <w:rPr>
+          <w:rFonts w:ascii="Consolas" w:hAnsi="Consolas" w:eastAsia="Consolas"/>
+          <w:sz w:val="18"/>
+        </w:rPr>
+        <w:tab/>
+        <w:t>.clk(clk),</w:t>
+      </w:r>
+      <w:r>
+        <w:br/>
+      </w:r>
+      <w:r>
+        <w:rPr>
+          <w:rFonts w:ascii="Consolas" w:hAnsi="Consolas" w:eastAsia="Consolas"/>
+          <w:sz w:val="18"/>
+        </w:rPr>
+        <w:tab/>
+        <w:t>.rstnn(rstnn),</w:t>
+      </w:r>
+      <w:r>
+        <w:br/>
+      </w:r>
+      <w:r>
+        <w:rPr>
+          <w:rFonts w:ascii="Consolas" w:hAnsi="Consolas" w:eastAsia="Consolas"/>
+          <w:sz w:val="18"/>
+        </w:rPr>
+        <w:tab/>
+        <w:t>.var_x(var_x),</w:t>
+      </w:r>
+      <w:r>
+        <w:br/>
+      </w:r>
+      <w:r>
+        <w:rPr>
+          <w:rFonts w:ascii="Consolas" w:hAnsi="Consolas" w:eastAsia="Consolas"/>
+          <w:sz w:val="18"/>
+        </w:rPr>
+        <w:tab/>
+        <w:t>.var_y(var_y),</w:t>
+      </w:r>
+      <w:r>
+        <w:br/>
+      </w:r>
+      <w:r>
+        <w:rPr>
+          <w:rFonts w:ascii="Consolas" w:hAnsi="Consolas" w:eastAsia="Consolas"/>
+          <w:sz w:val="18"/>
+        </w:rPr>
+        <w:tab/>
+        <w:t>.request_fadd(fpu_req_fadd),</w:t>
+      </w:r>
+      <w:r>
+        <w:br/>
+      </w:r>
+      <w:r>
+        <w:rPr>
+          <w:rFonts w:ascii="Consolas" w:hAnsi="Consolas" w:eastAsia="Consolas"/>
+          <w:sz w:val="18"/>
+        </w:rPr>
+        <w:tab/>
+        <w:t>.request_fsub(fpu_req_fsub),</w:t>
+      </w:r>
+      <w:r>
+        <w:br/>
+      </w:r>
+      <w:r>
+        <w:rPr>
+          <w:rFonts w:ascii="Consolas" w:hAnsi="Consolas" w:eastAsia="Consolas"/>
+          <w:sz w:val="18"/>
+        </w:rPr>
+        <w:tab/>
+        <w:t>.request_fmult(fpu_req_fmult),</w:t>
+      </w:r>
+      <w:r>
+        <w:br/>
+      </w:r>
+      <w:r>
+        <w:rPr>
+          <w:rFonts w:ascii="Consolas" w:hAnsi="Consolas" w:eastAsia="Consolas"/>
+          <w:sz w:val="18"/>
+        </w:rPr>
+        <w:tab/>
+        <w:t>.request_fdiv(fpu_req_fdiv),</w:t>
+      </w:r>
+      <w:r>
+        <w:br/>
+      </w:r>
+      <w:r>
+        <w:rPr>
+          <w:rFonts w:ascii="Consolas" w:hAnsi="Consolas" w:eastAsia="Consolas"/>
+          <w:sz w:val="18"/>
+        </w:rPr>
+        <w:tab/>
+        <w:t>.var_z(fpu_z),</w:t>
+      </w:r>
+      <w:r>
+        <w:br/>
+      </w:r>
+      <w:r>
+        <w:rPr>
+          <w:rFonts w:ascii="Consolas" w:hAnsi="Consolas" w:eastAsia="Consolas"/>
+          <w:sz w:val="18"/>
+        </w:rPr>
+        <w:tab/>
+        <w:t>.done(fpu_done)</w:t>
+      </w:r>
+      <w:r>
+        <w:br/>
+      </w:r>
+      <w:r>
+        <w:rPr>
+          <w:rFonts w:ascii="Consolas" w:hAnsi="Consolas" w:eastAsia="Consolas"/>
+          <w:sz w:val="18"/>
+        </w:rPr>
+        <w:t>);</w:t>
+      </w:r>
+    </w:p>
+    <w:p>
+      <w:pPr>
+        <w:pStyle w:val="Heading3"/>
+      </w:pPr>
+      <w:r>
+        <w:rPr>
+          <w:rFonts w:ascii="Malgun Gothic" w:hAnsi="Malgun Gothic" w:eastAsia="Malgun Gothic"/>
+          <w:color w:val="000000"/>
+        </w:rPr>
+        <w:t>④ rpready wait-state</w:t>
+      </w:r>
+    </w:p>
+    <w:p>
+      <w:pPr>
+        <w:spacing w:after="80"/>
+        <w:ind w:left="227"/>
+      </w:pPr>
+      <w:r>
+        <w:rPr>
+          <w:rFonts w:ascii="Consolas" w:hAnsi="Consolas" w:eastAsia="Consolas"/>
+          <w:sz w:val="18"/>
+        </w:rPr>
+        <w:t>assign rpready = rpready_set;</w:t>
+      </w:r>
+      <w:r>
+        <w:br/>
+      </w:r>
+      <w:r>
+        <w:rPr>
+          <w:rFonts w:ascii="Consolas" w:hAnsi="Consolas" w:eastAsia="Consolas"/>
+          <w:sz w:val="18"/>
+        </w:rPr>
+      </w:r>
+      <w:r>
+        <w:br/>
+      </w:r>
+      <w:r>
+        <w:rPr>
+          <w:rFonts w:ascii="Consolas" w:hAnsi="Consolas" w:eastAsia="Consolas"/>
+          <w:sz w:val="18"/>
+        </w:rPr>
+        <w:t>always@(posedge clk, negedge rstnn)</w:t>
+      </w:r>
+      <w:r>
+        <w:br/>
+      </w:r>
+      <w:r>
+        <w:rPr>
+          <w:rFonts w:ascii="Consolas" w:hAnsi="Consolas" w:eastAsia="Consolas"/>
+          <w:sz w:val="18"/>
+        </w:rPr>
+        <w:t>begin</w:t>
+      </w:r>
+      <w:r>
+        <w:br/>
+      </w:r>
+      <w:r>
+        <w:rPr>
+          <w:rFonts w:ascii="Consolas" w:hAnsi="Consolas" w:eastAsia="Consolas"/>
+          <w:sz w:val="18"/>
+        </w:rPr>
+        <w:tab/>
+        <w:t>if(rstnn == 0) rpready_set &lt;= 1;</w:t>
+      </w:r>
+      <w:r>
+        <w:br/>
+      </w:r>
+      <w:r>
+        <w:rPr>
+          <w:rFonts w:ascii="Consolas" w:hAnsi="Consolas" w:eastAsia="Consolas"/>
+          <w:sz w:val="18"/>
+        </w:rPr>
+        <w:tab/>
+        <w:t>else if(rpsel &amp;&amp; op_addr &amp;&amp; !op_serviced) rpready_set &lt;= 0; // op in progress -&gt; wait state</w:t>
+      </w:r>
+      <w:r>
+        <w:br/>
+      </w:r>
+      <w:r>
+        <w:rPr>
+          <w:rFonts w:ascii="Consolas" w:hAnsi="Consolas" w:eastAsia="Consolas"/>
+          <w:sz w:val="18"/>
+        </w:rPr>
+        <w:tab/>
+        <w:t>else                                      rpready_set &lt;= 1; // ready (normal access / op done)</w:t>
+      </w:r>
+      <w:r>
+        <w:br/>
+      </w:r>
+      <w:r>
+        <w:rPr>
+          <w:rFonts w:ascii="Consolas" w:hAnsi="Consolas" w:eastAsia="Consolas"/>
+          <w:sz w:val="18"/>
+        </w:rPr>
+        <w:t>end</w:t>
+      </w:r>
+    </w:p>
+    <w:p>
       <w:pPr>
         <w:pStyle w:val="Heading2"/>
       </w:pPr>
@@ -738,6 +4462,213 @@
           <w:i w:val="0"/>
         </w:rPr>
         <w:t>RVX make syn이 생성한 user/rtl/include/kmeans_fpu_user_region.vh의 주석 템플릿을 IP_TOP(i_test1) 인스턴스로 연결하여 uNoC(APB)와 special IP를 결선. i_test1 슬레이브 base = 0xE2020000.</w:t>
+      </w:r>
+    </w:p>
+    <w:p>
+      <w:pPr>
+        <w:pStyle w:val="Heading3"/>
+      </w:pPr>
+      <w:r>
+        <w:rPr>
+          <w:rFonts w:ascii="Malgun Gothic" w:hAnsi="Malgun Gothic" w:eastAsia="Malgun Gothic"/>
+          <w:color w:val="000000"/>
+        </w:rPr>
+        <w:t>글루코드 — kmeans_fpu_user_region.vh (i_test1 = IP_TOP 인스턴스)</w:t>
+      </w:r>
+    </w:p>
+    <w:p>
+      <w:pPr>
+        <w:spacing w:after="80"/>
+        <w:ind w:left="227"/>
+      </w:pPr>
+      <w:r>
+        <w:rPr>
+          <w:rFonts w:ascii="Consolas" w:hAnsi="Consolas" w:eastAsia="Consolas"/>
+          <w:sz w:val="18"/>
+        </w:rPr>
+        <w:t>IP_TOP</w:t>
+      </w:r>
+      <w:r>
+        <w:br/>
+      </w:r>
+      <w:r>
+        <w:rPr>
+          <w:rFonts w:ascii="Consolas" w:hAnsi="Consolas" w:eastAsia="Consolas"/>
+          <w:sz w:val="18"/>
+        </w:rPr>
+        <w:t>#(</w:t>
+      </w:r>
+      <w:r>
+        <w:br/>
+      </w:r>
+      <w:r>
+        <w:rPr>
+          <w:rFonts w:ascii="Consolas" w:hAnsi="Consolas" w:eastAsia="Consolas"/>
+          <w:sz w:val="18"/>
+        </w:rPr>
+        <w:tab/>
+        <w:t>.BW_ADDR(32),</w:t>
+      </w:r>
+      <w:r>
+        <w:br/>
+      </w:r>
+      <w:r>
+        <w:rPr>
+          <w:rFonts w:ascii="Consolas" w:hAnsi="Consolas" w:eastAsia="Consolas"/>
+          <w:sz w:val="18"/>
+        </w:rPr>
+        <w:tab/>
+        <w:t>.BW_DATA(32)</w:t>
+      </w:r>
+      <w:r>
+        <w:br/>
+      </w:r>
+      <w:r>
+        <w:rPr>
+          <w:rFonts w:ascii="Consolas" w:hAnsi="Consolas" w:eastAsia="Consolas"/>
+          <w:sz w:val="18"/>
+        </w:rPr>
+        <w:t>)</w:t>
+      </w:r>
+      <w:r>
+        <w:br/>
+      </w:r>
+      <w:r>
+        <w:rPr>
+          <w:rFonts w:ascii="Consolas" w:hAnsi="Consolas" w:eastAsia="Consolas"/>
+          <w:sz w:val="18"/>
+        </w:rPr>
+        <w:t>i_test1</w:t>
+      </w:r>
+      <w:r>
+        <w:br/>
+      </w:r>
+      <w:r>
+        <w:rPr>
+          <w:rFonts w:ascii="Consolas" w:hAnsi="Consolas" w:eastAsia="Consolas"/>
+          <w:sz w:val="18"/>
+        </w:rPr>
+        <w:t>(</w:t>
+      </w:r>
+      <w:r>
+        <w:br/>
+      </w:r>
+      <w:r>
+        <w:rPr>
+          <w:rFonts w:ascii="Consolas" w:hAnsi="Consolas" w:eastAsia="Consolas"/>
+          <w:sz w:val="18"/>
+        </w:rPr>
+        <w:tab/>
+        <w:t>.clk(i_test1_clk),</w:t>
+      </w:r>
+      <w:r>
+        <w:br/>
+      </w:r>
+      <w:r>
+        <w:rPr>
+          <w:rFonts w:ascii="Consolas" w:hAnsi="Consolas" w:eastAsia="Consolas"/>
+          <w:sz w:val="18"/>
+        </w:rPr>
+        <w:tab/>
+        <w:t>.rstnn(i_test1_rstnn),</w:t>
+      </w:r>
+      <w:r>
+        <w:br/>
+      </w:r>
+      <w:r>
+        <w:rPr>
+          <w:rFonts w:ascii="Consolas" w:hAnsi="Consolas" w:eastAsia="Consolas"/>
+          <w:sz w:val="18"/>
+        </w:rPr>
+        <w:tab/>
+        <w:t>.rpsel(i_test1_rpsel),</w:t>
+      </w:r>
+      <w:r>
+        <w:br/>
+      </w:r>
+      <w:r>
+        <w:rPr>
+          <w:rFonts w:ascii="Consolas" w:hAnsi="Consolas" w:eastAsia="Consolas"/>
+          <w:sz w:val="18"/>
+        </w:rPr>
+        <w:tab/>
+        <w:t>.rpenable(i_test1_rpenable),</w:t>
+      </w:r>
+      <w:r>
+        <w:br/>
+      </w:r>
+      <w:r>
+        <w:rPr>
+          <w:rFonts w:ascii="Consolas" w:hAnsi="Consolas" w:eastAsia="Consolas"/>
+          <w:sz w:val="18"/>
+        </w:rPr>
+        <w:tab/>
+        <w:t>.rpwrite(i_test1_rpwrite),</w:t>
+      </w:r>
+      <w:r>
+        <w:br/>
+      </w:r>
+      <w:r>
+        <w:rPr>
+          <w:rFonts w:ascii="Consolas" w:hAnsi="Consolas" w:eastAsia="Consolas"/>
+          <w:sz w:val="18"/>
+        </w:rPr>
+        <w:tab/>
+        <w:t>.rpaddr(i_test1_rpaddr),</w:t>
+      </w:r>
+      <w:r>
+        <w:br/>
+      </w:r>
+      <w:r>
+        <w:rPr>
+          <w:rFonts w:ascii="Consolas" w:hAnsi="Consolas" w:eastAsia="Consolas"/>
+          <w:sz w:val="18"/>
+        </w:rPr>
+        <w:tab/>
+        <w:t>.rpwdata(i_test1_rpwdata),</w:t>
+      </w:r>
+      <w:r>
+        <w:br/>
+      </w:r>
+      <w:r>
+        <w:rPr>
+          <w:rFonts w:ascii="Consolas" w:hAnsi="Consolas" w:eastAsia="Consolas"/>
+          <w:sz w:val="18"/>
+        </w:rPr>
+        <w:tab/>
+        <w:t>.rpready(i_test1_rpready),</w:t>
+      </w:r>
+      <w:r>
+        <w:br/>
+      </w:r>
+      <w:r>
+        <w:rPr>
+          <w:rFonts w:ascii="Consolas" w:hAnsi="Consolas" w:eastAsia="Consolas"/>
+          <w:sz w:val="18"/>
+        </w:rPr>
+        <w:tab/>
+        <w:t>.rprdata(i_test1_rprdata),</w:t>
+      </w:r>
+      <w:r>
+        <w:br/>
+      </w:r>
+      <w:r>
+        <w:rPr>
+          <w:rFonts w:ascii="Consolas" w:hAnsi="Consolas" w:eastAsia="Consolas"/>
+          <w:sz w:val="18"/>
+        </w:rPr>
+        <w:tab/>
+        <w:t>.rpslverr(i_test1_rpslverr)</w:t>
+      </w:r>
+      <w:r>
+        <w:br/>
+      </w:r>
+      <w:r>
+        <w:rPr>
+          <w:rFonts w:ascii="Consolas" w:hAnsi="Consolas" w:eastAsia="Consolas"/>
+          <w:sz w:val="18"/>
+        </w:rPr>
+        <w:t>);</w:t>
       </w:r>
     </w:p>
     <w:p>
@@ -1371,6 +5302,511 @@
           <w:i w:val="0"/>
         </w:rPr>
         <w:t>또한 profiling_start/end("K-means clustering") 구간 뒤에 profiling_print()를 추가해 clustering 루프의 total tick을 출력.</w:t>
+      </w:r>
+    </w:p>
+    <w:p>
+      <w:pPr>
+        <w:pStyle w:val="Heading3"/>
+      </w:pPr>
+      <w:r>
+        <w:rPr>
+          <w:rFonts w:ascii="Malgun Gothic" w:hAnsi="Malgun Gothic" w:eastAsia="Malgun Gothic"/>
+          <w:color w:val="000000"/>
+        </w:rPr>
+        <w:t>3.3.1 FPU API 정의 (k_means_oled.c 추가분)</w:t>
+      </w:r>
+    </w:p>
+    <w:p>
+      <w:pPr>
+        <w:spacing w:after="80"/>
+        <w:ind w:left="227"/>
+      </w:pPr>
+      <w:r>
+        <w:rPr>
+          <w:rFonts w:ascii="Consolas" w:hAnsi="Consolas" w:eastAsia="Consolas"/>
+          <w:sz w:val="18"/>
+        </w:rPr>
+        <w:t>/* ---- FPU IP (i_test1, APB slave) register map ----</w:t>
+      </w:r>
+      <w:r>
+        <w:br/>
+      </w:r>
+      <w:r>
+        <w:rPr>
+          <w:rFonts w:ascii="Consolas" w:hAnsi="Consolas" w:eastAsia="Consolas"/>
+          <w:sz w:val="18"/>
+        </w:rPr>
+        <w:t xml:space="preserve"> * 0x0 : x (W/R)   0x4 : y (W/R)   0x8 : z = result (W/R)</w:t>
+      </w:r>
+      <w:r>
+        <w:br/>
+      </w:r>
+      <w:r>
+        <w:rPr>
+          <w:rFonts w:ascii="Consolas" w:hAnsi="Consolas" w:eastAsia="Consolas"/>
+          <w:sz w:val="18"/>
+        </w:rPr>
+        <w:t xml:space="preserve"> * 0xC : W=fadd(x+y)  R=fsub(x-y)</w:t>
+      </w:r>
+      <w:r>
+        <w:br/>
+      </w:r>
+      <w:r>
+        <w:rPr>
+          <w:rFonts w:ascii="Consolas" w:hAnsi="Consolas" w:eastAsia="Consolas"/>
+          <w:sz w:val="18"/>
+        </w:rPr>
+        <w:t xml:space="preserve"> * 0x10: W=fmult(x*y) R=fdiv(x/y)</w:t>
+      </w:r>
+      <w:r>
+        <w:br/>
+      </w:r>
+      <w:r>
+        <w:rPr>
+          <w:rFonts w:ascii="Consolas" w:hAnsi="Consolas" w:eastAsia="Consolas"/>
+          <w:sz w:val="18"/>
+        </w:rPr>
+        <w:t xml:space="preserve"> */</w:t>
+      </w:r>
+      <w:r>
+        <w:br/>
+      </w:r>
+      <w:r>
+        <w:rPr>
+          <w:rFonts w:ascii="Consolas" w:hAnsi="Consolas" w:eastAsia="Consolas"/>
+          <w:sz w:val="18"/>
+        </w:rPr>
+        <w:t>#define OFFSET_X     0x0</w:t>
+      </w:r>
+      <w:r>
+        <w:br/>
+      </w:r>
+      <w:r>
+        <w:rPr>
+          <w:rFonts w:ascii="Consolas" w:hAnsi="Consolas" w:eastAsia="Consolas"/>
+          <w:sz w:val="18"/>
+        </w:rPr>
+        <w:t>#define OFFSET_Y     0x4</w:t>
+      </w:r>
+      <w:r>
+        <w:br/>
+      </w:r>
+      <w:r>
+        <w:rPr>
+          <w:rFonts w:ascii="Consolas" w:hAnsi="Consolas" w:eastAsia="Consolas"/>
+          <w:sz w:val="18"/>
+        </w:rPr>
+        <w:t>#define OFFSET_Z     0x8</w:t>
+      </w:r>
+      <w:r>
+        <w:br/>
+      </w:r>
+      <w:r>
+        <w:rPr>
+          <w:rFonts w:ascii="Consolas" w:hAnsi="Consolas" w:eastAsia="Consolas"/>
+          <w:sz w:val="18"/>
+        </w:rPr>
+        <w:t>#define OFFSET_FADD  0xC</w:t>
+      </w:r>
+      <w:r>
+        <w:br/>
+      </w:r>
+      <w:r>
+        <w:rPr>
+          <w:rFonts w:ascii="Consolas" w:hAnsi="Consolas" w:eastAsia="Consolas"/>
+          <w:sz w:val="18"/>
+        </w:rPr>
+        <w:t>#define OFFSET_FSUB  0xC</w:t>
+      </w:r>
+      <w:r>
+        <w:br/>
+      </w:r>
+      <w:r>
+        <w:rPr>
+          <w:rFonts w:ascii="Consolas" w:hAnsi="Consolas" w:eastAsia="Consolas"/>
+          <w:sz w:val="18"/>
+        </w:rPr>
+        <w:t>#define OFFSET_FMULT 0x10</w:t>
+      </w:r>
+      <w:r>
+        <w:br/>
+      </w:r>
+      <w:r>
+        <w:rPr>
+          <w:rFonts w:ascii="Consolas" w:hAnsi="Consolas" w:eastAsia="Consolas"/>
+          <w:sz w:val="18"/>
+        </w:rPr>
+        <w:t>#define OFFSET_FDIV  0x10</w:t>
+      </w:r>
+      <w:r>
+        <w:br/>
+      </w:r>
+      <w:r>
+        <w:rPr>
+          <w:rFonts w:ascii="Consolas" w:hAnsi="Consolas" w:eastAsia="Consolas"/>
+          <w:sz w:val="18"/>
+        </w:rPr>
+      </w:r>
+      <w:r>
+        <w:br/>
+      </w:r>
+      <w:r>
+        <w:rPr>
+          <w:rFonts w:ascii="Consolas" w:hAnsi="Consolas" w:eastAsia="Consolas"/>
+          <w:sz w:val="18"/>
+        </w:rPr>
+        <w:t>#define REG32_fl(add) *((volatile float *)(add))</w:t>
+      </w:r>
+      <w:r>
+        <w:br/>
+      </w:r>
+      <w:r>
+        <w:rPr>
+          <w:rFonts w:ascii="Consolas" w:hAnsi="Consolas" w:eastAsia="Consolas"/>
+          <w:sz w:val="18"/>
+        </w:rPr>
+      </w:r>
+      <w:r>
+        <w:br/>
+      </w:r>
+      <w:r>
+        <w:rPr>
+          <w:rFonts w:ascii="Consolas" w:hAnsi="Consolas" w:eastAsia="Consolas"/>
+          <w:sz w:val="18"/>
+        </w:rPr>
+        <w:t>static inline unsigned int get_test1_addr(unsigned int offset)</w:t>
+      </w:r>
+      <w:r>
+        <w:br/>
+      </w:r>
+      <w:r>
+        <w:rPr>
+          <w:rFonts w:ascii="Consolas" w:hAnsi="Consolas" w:eastAsia="Consolas"/>
+          <w:sz w:val="18"/>
+        </w:rPr>
+        <w:t>{</w:t>
+      </w:r>
+      <w:r>
+        <w:br/>
+      </w:r>
+      <w:r>
+        <w:rPr>
+          <w:rFonts w:ascii="Consolas" w:hAnsi="Consolas" w:eastAsia="Consolas"/>
+          <w:sz w:val="18"/>
+        </w:rPr>
+        <w:tab/>
+        <w:t>return (I_TEST1_SLAVE_BASEADDR + offset);</w:t>
+      </w:r>
+      <w:r>
+        <w:br/>
+      </w:r>
+      <w:r>
+        <w:rPr>
+          <w:rFonts w:ascii="Consolas" w:hAnsi="Consolas" w:eastAsia="Consolas"/>
+          <w:sz w:val="18"/>
+        </w:rPr>
+        <w:t>}</w:t>
+      </w:r>
+      <w:r>
+        <w:br/>
+      </w:r>
+      <w:r>
+        <w:rPr>
+          <w:rFonts w:ascii="Consolas" w:hAnsi="Consolas" w:eastAsia="Consolas"/>
+          <w:sz w:val="18"/>
+        </w:rPr>
+      </w:r>
+      <w:r>
+        <w:br/>
+      </w:r>
+      <w:r>
+        <w:rPr>
+          <w:rFonts w:ascii="Consolas" w:hAnsi="Consolas" w:eastAsia="Consolas"/>
+          <w:sz w:val="18"/>
+        </w:rPr>
+        <w:t>static inline void  set_x(float value) { REG32_fl(get_test1_addr(OFFSET_X)) = value; }</w:t>
+      </w:r>
+      <w:r>
+        <w:br/>
+      </w:r>
+      <w:r>
+        <w:rPr>
+          <w:rFonts w:ascii="Consolas" w:hAnsi="Consolas" w:eastAsia="Consolas"/>
+          <w:sz w:val="18"/>
+        </w:rPr>
+        <w:t>static inline void  set_y(float value) { REG32_fl(get_test1_addr(OFFSET_Y)) = value; }</w:t>
+      </w:r>
+      <w:r>
+        <w:br/>
+      </w:r>
+      <w:r>
+        <w:rPr>
+          <w:rFonts w:ascii="Consolas" w:hAnsi="Consolas" w:eastAsia="Consolas"/>
+          <w:sz w:val="18"/>
+        </w:rPr>
+        <w:t>static inline float get_z(void)        { return REG32_fl(get_test1_addr(OFFSET_Z)); }</w:t>
+      </w:r>
+      <w:r>
+        <w:br/>
+      </w:r>
+      <w:r>
+        <w:rPr>
+          <w:rFonts w:ascii="Consolas" w:hAnsi="Consolas" w:eastAsia="Consolas"/>
+          <w:sz w:val="18"/>
+        </w:rPr>
+      </w:r>
+      <w:r>
+        <w:br/>
+      </w:r>
+      <w:r>
+        <w:rPr>
+          <w:rFonts w:ascii="Consolas" w:hAnsi="Consolas" w:eastAsia="Consolas"/>
+          <w:sz w:val="18"/>
+        </w:rPr>
+        <w:t>static inline void perform_fadd(void)  { REG32(get_test1_addr(OFFSET_FADD)) = 0; }</w:t>
+      </w:r>
+      <w:r>
+        <w:br/>
+      </w:r>
+      <w:r>
+        <w:rPr>
+          <w:rFonts w:ascii="Consolas" w:hAnsi="Consolas" w:eastAsia="Consolas"/>
+          <w:sz w:val="18"/>
+        </w:rPr>
+        <w:t>static inline void perform_fmult(void) { REG32(get_test1_addr(OFFSET_FMULT)) = 0; }</w:t>
+      </w:r>
+      <w:r>
+        <w:br/>
+      </w:r>
+      <w:r>
+        <w:rPr>
+          <w:rFonts w:ascii="Consolas" w:hAnsi="Consolas" w:eastAsia="Consolas"/>
+          <w:sz w:val="18"/>
+        </w:rPr>
+        <w:t>static inline void perform_fsub(void)  { volatile int t = REG32(get_test1_addr(OFFSET_FSUB)); (void)t; }</w:t>
+      </w:r>
+      <w:r>
+        <w:br/>
+      </w:r>
+      <w:r>
+        <w:rPr>
+          <w:rFonts w:ascii="Consolas" w:hAnsi="Consolas" w:eastAsia="Consolas"/>
+          <w:sz w:val="18"/>
+        </w:rPr>
+        <w:t>static inline void perform_fdiv(void)  { volatile int t = REG32(get_test1_addr(OFFSET_FDIV)); (void)t; }</w:t>
+      </w:r>
+      <w:r>
+        <w:br/>
+      </w:r>
+      <w:r>
+        <w:rPr>
+          <w:rFonts w:ascii="Consolas" w:hAnsi="Consolas" w:eastAsia="Consolas"/>
+          <w:sz w:val="18"/>
+        </w:rPr>
+      </w:r>
+      <w:r>
+        <w:br/>
+      </w:r>
+      <w:r>
+        <w:rPr>
+          <w:rFonts w:ascii="Consolas" w:hAnsi="Consolas" w:eastAsia="Consolas"/>
+          <w:sz w:val="18"/>
+        </w:rPr>
+        <w:t>/* offload one floating-point operation to the FPU IP and read back z */</w:t>
+      </w:r>
+      <w:r>
+        <w:br/>
+      </w:r>
+      <w:r>
+        <w:rPr>
+          <w:rFonts w:ascii="Consolas" w:hAnsi="Consolas" w:eastAsia="Consolas"/>
+          <w:sz w:val="18"/>
+        </w:rPr>
+        <w:t>static inline float fpu_add (float a, float b) { set_x(a); set_y(b); perform_fadd();  return get_z(); }</w:t>
+      </w:r>
+      <w:r>
+        <w:br/>
+      </w:r>
+      <w:r>
+        <w:rPr>
+          <w:rFonts w:ascii="Consolas" w:hAnsi="Consolas" w:eastAsia="Consolas"/>
+          <w:sz w:val="18"/>
+        </w:rPr>
+        <w:t>static inline float fpu_sub (float a, float b) { set_x(a); set_y(b); perform_fsub();  return get_z(); }</w:t>
+      </w:r>
+      <w:r>
+        <w:br/>
+      </w:r>
+      <w:r>
+        <w:rPr>
+          <w:rFonts w:ascii="Consolas" w:hAnsi="Consolas" w:eastAsia="Consolas"/>
+          <w:sz w:val="18"/>
+        </w:rPr>
+        <w:t>static inline float fpu_mult(float a, float b) { set_x(a); set_y(b); perform_fmult(); return get_z(); }</w:t>
+      </w:r>
+      <w:r>
+        <w:br/>
+      </w:r>
+      <w:r>
+        <w:rPr>
+          <w:rFonts w:ascii="Consolas" w:hAnsi="Consolas" w:eastAsia="Consolas"/>
+          <w:sz w:val="18"/>
+        </w:rPr>
+        <w:t>static inline float fpu_div (float a, float b) { set_x(a); set_y(b); perform_fdiv();  return get_z(); }</w:t>
+      </w:r>
+    </w:p>
+    <w:p>
+      <w:pPr>
+        <w:pStyle w:val="Heading3"/>
+      </w:pPr>
+      <w:r>
+        <w:rPr>
+          <w:rFonts w:ascii="Malgun Gothic" w:hAnsi="Malgun Gothic" w:eastAsia="Malgun Gothic"/>
+          <w:color w:val="000000"/>
+        </w:rPr>
+        <w:t>3.3.2 API로 대체한 실수 연산 4곳</w:t>
+      </w:r>
+    </w:p>
+    <w:p>
+      <w:pPr>
+        <w:spacing w:after="80"/>
+        <w:ind w:left="227"/>
+      </w:pPr>
+      <w:r>
+        <w:rPr>
+          <w:rFonts w:ascii="Consolas" w:hAnsi="Consolas" w:eastAsia="Consolas"/>
+          <w:sz w:val="18"/>
+        </w:rPr>
+        <w:t>// (1) 거리 계산 sqr((float)data - means) : fsub -&gt; fmult -&gt; fadd</w:t>
+      </w:r>
+      <w:r>
+        <w:br/>
+      </w:r>
+      <w:r>
+        <w:rPr>
+          <w:rFonts w:ascii="Consolas" w:hAnsi="Consolas" w:eastAsia="Consolas"/>
+          <w:sz w:val="18"/>
+        </w:rPr>
+        <w:t>for(int l = 0; l &lt; 2; l++)</w:t>
+      </w:r>
+      <w:r>
+        <w:br/>
+      </w:r>
+      <w:r>
+        <w:rPr>
+          <w:rFonts w:ascii="Consolas" w:hAnsi="Consolas" w:eastAsia="Consolas"/>
+          <w:sz w:val="18"/>
+        </w:rPr>
+        <w:t>{</w:t>
+      </w:r>
+      <w:r>
+        <w:br/>
+      </w:r>
+      <w:r>
+        <w:rPr>
+          <w:rFonts w:ascii="Consolas" w:hAnsi="Consolas" w:eastAsia="Consolas"/>
+          <w:sz w:val="18"/>
+        </w:rPr>
+        <w:t xml:space="preserve">    float diff = fpu_sub((float)data[i][l], means[j][l]); // fsub</w:t>
+      </w:r>
+      <w:r>
+        <w:br/>
+      </w:r>
+      <w:r>
+        <w:rPr>
+          <w:rFonts w:ascii="Consolas" w:hAnsi="Consolas" w:eastAsia="Consolas"/>
+          <w:sz w:val="18"/>
+        </w:rPr>
+        <w:t xml:space="preserve">    float sq   = fpu_mult(diff, diff);                    // fmult</w:t>
+      </w:r>
+      <w:r>
+        <w:br/>
+      </w:r>
+      <w:r>
+        <w:rPr>
+          <w:rFonts w:ascii="Consolas" w:hAnsi="Consolas" w:eastAsia="Consolas"/>
+          <w:sz w:val="18"/>
+        </w:rPr>
+        <w:t xml:space="preserve">    dis        = fpu_add(dis, sq);                        // fadd</w:t>
+      </w:r>
+      <w:r>
+        <w:br/>
+      </w:r>
+      <w:r>
+        <w:rPr>
+          <w:rFonts w:ascii="Consolas" w:hAnsi="Consolas" w:eastAsia="Consolas"/>
+          <w:sz w:val="18"/>
+        </w:rPr>
+        <w:t>}</w:t>
+      </w:r>
+    </w:p>
+    <w:p>
+      <w:pPr>
+        <w:spacing w:after="80"/>
+        <w:ind w:left="227"/>
+      </w:pPr>
+      <w:r>
+        <w:rPr>
+          <w:rFonts w:ascii="Consolas" w:hAnsi="Consolas" w:eastAsia="Consolas"/>
+          <w:sz w:val="18"/>
+        </w:rPr>
+        <w:t>// (2) 새 mean 누적 temp += data : fadd</w:t>
+      </w:r>
+      <w:r>
+        <w:br/>
+      </w:r>
+      <w:r>
+        <w:rPr>
+          <w:rFonts w:ascii="Consolas" w:hAnsi="Consolas" w:eastAsia="Consolas"/>
+          <w:sz w:val="18"/>
+        </w:rPr>
+        <w:t>temp[group[i]][j] = fpu_add(temp[group[i]][j], (float)data[i][j]);</w:t>
+      </w:r>
+    </w:p>
+    <w:p>
+      <w:pPr>
+        <w:spacing w:after="80"/>
+        <w:ind w:left="227"/>
+      </w:pPr>
+      <w:r>
+        <w:rPr>
+          <w:rFonts w:ascii="Consolas" w:hAnsi="Consolas" w:eastAsia="Consolas"/>
+          <w:sz w:val="18"/>
+        </w:rPr>
+        <w:t>// (3) 평균 temp /= count : fdiv</w:t>
+      </w:r>
+      <w:r>
+        <w:br/>
+      </w:r>
+      <w:r>
+        <w:rPr>
+          <w:rFonts w:ascii="Consolas" w:hAnsi="Consolas" w:eastAsia="Consolas"/>
+          <w:sz w:val="18"/>
+        </w:rPr>
+        <w:t>temp[i][j] = fpu_div(temp[i][j], (float)count[i]);</w:t>
+      </w:r>
+    </w:p>
+    <w:p>
+      <w:pPr>
+        <w:spacing w:after="80"/>
+        <w:ind w:left="227"/>
+      </w:pPr>
+      <w:r>
+        <w:rPr>
+          <w:rFonts w:ascii="Consolas" w:hAnsi="Consolas" w:eastAsia="Consolas"/>
+          <w:sz w:val="18"/>
+        </w:rPr>
+        <w:t>// (4) 수렴 판정 ABS(temp - means) 의 뺄셈 : fsub</w:t>
+      </w:r>
+      <w:r>
+        <w:br/>
+      </w:r>
+      <w:r>
+        <w:rPr>
+          <w:rFonts w:ascii="Consolas" w:hAnsi="Consolas" w:eastAsia="Consolas"/>
+          <w:sz w:val="18"/>
+        </w:rPr>
+        <w:t>if(ABS(fpu_sub(temp[i][j], means[i][j])) &gt; 0.0001)</w:t>
       </w:r>
     </w:p>
     <w:p>
